--- a/Quanta, Actually - SERIES/QED Course/chapters/Lesson 47 The Electron Propagator.docx
+++ b/Quanta, Actually - SERIES/QED Course/chapters/Lesson 47 The Electron Propagator.docx
@@ -17,7 +17,7 @@
         <w:jc w:val="center"/>
       </w:pPr>
       <w:r>
-        <w:t>Lesson 47 of the Complete Quantum Electrodynamics Course</w:t>
+        <w:t>Lesson 47 of Quantum, Actually, Volume 2: A QED Course</w:t>
       </w:r>
     </w:p>
     <w:p>
@@ -74,7 +74,34 @@
     </w:p>
     <w:p>
       <w:r>
-        <w:t>Lesson 46 built the scalar Feynman propagator by time-ordering the two-point function D(x−y) of Lesson 35. This lesson repeats the construction for the electron, starting from the un-time-ordered fermionic two-point function S(x−y)=⟨0|ψ(x)ψ̄(y)|0⟩ already defined in Lesson 37. One new subtlety appears: fermionic time-ordering carries a minus sign between the two orderings, a consequence of the same anticommutation structure responsible for Lesson 37's sign rules. Handling that minus sign correctly leads to a genuinely elegant result: the electron propagator is obtained from the scalar one, S_F(x−y)=(i∂̸_x+m)Δ_F(x−y), by applying the exact same differential operator that already related S(x−y) to D(x−y) in Lesson 37. Expect five to seven hours.</w:t>
+        <w:t>Lesson 46 built the scalar Feynman propagator by time-ordering the two-point function D(x−y) of Lesson 35. This lesson repeats the construction for the electron, starting from the un-time-ordered fermionic two-point function S(x−y)=⟨0|ψ(x)ψ̄(y)|0⟩ already defined in Lesson 37. One new subtlety appears: fermionic time-ordering carries a minus sign between the two orderings, a consequence of the same anticommutation structure responsible for Lesson 37's sign rules. Handling that minus sign correctly leads to a genuinely elegant result: the electron propagator is obtained from the scalar one, S</w:t>
+      </w:r>
+      <w:r>
+        <w:rPr>
+          <w:vertAlign w:val="subscript"/>
+        </w:rPr>
+        <w:t>F</w:t>
+      </w:r>
+      <w:r>
+        <w:t>(x−y)=(i∂̸</w:t>
+      </w:r>
+      <w:r>
+        <w:rPr>
+          <w:vertAlign w:val="subscript"/>
+        </w:rPr>
+        <w:t>x</w:t>
+      </w:r>
+      <w:r>
+        <w:t>+m)Δ</w:t>
+      </w:r>
+      <w:r>
+        <w:rPr>
+          <w:vertAlign w:val="subscript"/>
+        </w:rPr>
+        <w:t>F</w:t>
+      </w:r>
+      <w:r>
+        <w:t>(x−y), by applying the exact same differential operator that already related S(x−y) to D(x−y) in Lesson 37. Expect five to seven hours.</w:t>
       </w:r>
     </w:p>
     <w:p>
@@ -98,7 +125,25 @@
         <w:pStyle w:val="ListBullet"/>
       </w:pPr>
       <w:r>
-        <w:t>Show that differentiating Δ_F(x−y) with ∂̸_x produces no extra delta-function term, because the would-be term is proportional to D(x−y)−D(y−x) at equal times, which vanishes.</w:t>
+        <w:t>Show that differentiating Δ</w:t>
+      </w:r>
+      <w:r>
+        <w:rPr>
+          <w:vertAlign w:val="subscript"/>
+        </w:rPr>
+        <w:t>F</w:t>
+      </w:r>
+      <w:r>
+        <w:t>(x−y) with ∂̸</w:t>
+      </w:r>
+      <w:r>
+        <w:rPr>
+          <w:vertAlign w:val="subscript"/>
+        </w:rPr>
+        <w:t>x</w:t>
+      </w:r>
+      <w:r>
+        <w:t xml:space="preserve"> produces no extra delta-function term, because the would-be term is proportional to D(x−y)−D(y−x) at equal times, which vanishes.</w:t>
       </w:r>
     </w:p>
     <w:p>
@@ -106,7 +151,34 @@
         <w:pStyle w:val="ListBullet"/>
       </w:pPr>
       <w:r>
-        <w:t>Derive S_F(x−y)=(i∂̸_x+m)Δ_F(x−y) from the fermionic time-ordered definition.</w:t>
+        <w:t>Derive S</w:t>
+      </w:r>
+      <w:r>
+        <w:rPr>
+          <w:vertAlign w:val="subscript"/>
+        </w:rPr>
+        <w:t>F</w:t>
+      </w:r>
+      <w:r>
+        <w:t>(x−y)=(i∂̸</w:t>
+      </w:r>
+      <w:r>
+        <w:rPr>
+          <w:vertAlign w:val="subscript"/>
+        </w:rPr>
+        <w:t>x</w:t>
+      </w:r>
+      <w:r>
+        <w:t>+m)Δ</w:t>
+      </w:r>
+      <w:r>
+        <w:rPr>
+          <w:vertAlign w:val="subscript"/>
+        </w:rPr>
+        <w:t>F</w:t>
+      </w:r>
+      <w:r>
+        <w:t>(x−y) from the fermionic time-ordered definition.</w:t>
       </w:r>
     </w:p>
     <w:p>
@@ -114,7 +186,34 @@
         <w:pStyle w:val="ListBullet"/>
       </w:pPr>
       <w:r>
-        <w:t>Derive (i∂̸_x−m)S_F(x−y)=iδ⁴(x−y), confirming S_F is a Green's function of the free Dirac operator.</w:t>
+        <w:t>Derive (i∂̸</w:t>
+      </w:r>
+      <w:r>
+        <w:rPr>
+          <w:vertAlign w:val="subscript"/>
+        </w:rPr>
+        <w:t>x</w:t>
+      </w:r>
+      <w:r>
+        <w:t>−m)S</w:t>
+      </w:r>
+      <w:r>
+        <w:rPr>
+          <w:vertAlign w:val="subscript"/>
+        </w:rPr>
+        <w:t>F</w:t>
+      </w:r>
+      <w:r>
+        <w:t>(x−y)=iδ⁴(x−y), confirming S</w:t>
+      </w:r>
+      <w:r>
+        <w:rPr>
+          <w:vertAlign w:val="subscript"/>
+        </w:rPr>
+        <w:t>F</w:t>
+      </w:r>
+      <w:r>
+        <w:t xml:space="preserve"> is a Green's function of the free Dirac operator.</w:t>
       </w:r>
     </w:p>
     <w:p>
@@ -122,7 +221,34 @@
         <w:pStyle w:val="ListBullet"/>
       </w:pPr>
       <w:r>
-        <w:t>Derive the momentum-space form S_F(p)=i(p̸+m)/(p²−m²+iε) by applying (i∂̸_x+m) to Δ_F's momentum integral.</w:t>
+        <w:t>Derive the momentum-space form S</w:t>
+      </w:r>
+      <w:r>
+        <w:rPr>
+          <w:vertAlign w:val="subscript"/>
+        </w:rPr>
+        <w:t>F</w:t>
+      </w:r>
+      <w:r>
+        <w:t>(p)=i(p̸+m)/(p²−m²+iε) by applying (i∂̸</w:t>
+      </w:r>
+      <w:r>
+        <w:rPr>
+          <w:vertAlign w:val="subscript"/>
+        </w:rPr>
+        <w:t>x</w:t>
+      </w:r>
+      <w:r>
+        <w:t>+m) to Δ</w:t>
+      </w:r>
+      <w:r>
+        <w:rPr>
+          <w:vertAlign w:val="subscript"/>
+        </w:rPr>
+        <w:t>F</w:t>
+      </w:r>
+      <w:r>
+        <w:t>'s momentum integral.</w:t>
       </w:r>
     </w:p>
     <w:p>
@@ -130,7 +256,43 @@
         <w:pStyle w:val="ListBullet"/>
       </w:pPr>
       <w:r>
-        <w:t>Identify the residue of S_F(p) at its pole with the spin-sum completeness relation Σ_su_s(p)ū_s(p)=p̸+m.</w:t>
+        <w:t>Identify the residue of S</w:t>
+      </w:r>
+      <w:r>
+        <w:rPr>
+          <w:vertAlign w:val="subscript"/>
+        </w:rPr>
+        <w:t>F</w:t>
+      </w:r>
+      <w:r>
+        <w:t>(p) at its pole with the spin-sum completeness relation Σ</w:t>
+      </w:r>
+      <w:r>
+        <w:rPr>
+          <w:vertAlign w:val="subscript"/>
+        </w:rPr>
+        <w:t>s</w:t>
+      </w:r>
+      <w:r>
+        <w:t>u</w:t>
+      </w:r>
+      <w:r>
+        <w:rPr>
+          <w:vertAlign w:val="subscript"/>
+        </w:rPr>
+        <w:t>s</w:t>
+      </w:r>
+      <w:r>
+        <w:t>(p)ū</w:t>
+      </w:r>
+      <w:r>
+        <w:rPr>
+          <w:vertAlign w:val="subscript"/>
+        </w:rPr>
+        <w:t>s</w:t>
+      </w:r>
+      <w:r>
+        <w:t>(p)=p̸+m.</w:t>
       </w:r>
     </w:p>
     <w:p>
@@ -138,7 +300,25 @@
         <w:pStyle w:val="ListBullet"/>
       </w:pPr>
       <w:r>
-        <w:t>State both the position-space relation to Δ_F and the momentum-space form of S_F from memory.</w:t>
+        <w:t>State both the position-space relation to Δ</w:t>
+      </w:r>
+      <w:r>
+        <w:rPr>
+          <w:vertAlign w:val="subscript"/>
+        </w:rPr>
+        <w:t>F</w:t>
+      </w:r>
+      <w:r>
+        <w:t xml:space="preserve"> and the momentum-space form of S</w:t>
+      </w:r>
+      <w:r>
+        <w:rPr>
+          <w:vertAlign w:val="subscript"/>
+        </w:rPr>
+        <w:t>F</w:t>
+      </w:r>
+      <w:r>
+        <w:t xml:space="preserve"> from memory.</w:t>
       </w:r>
     </w:p>
     <w:p>
@@ -259,7 +439,16 @@
           </w:tcPr>
           <w:p>
             <w:r>
-              <w:t>S_F(x−y)</w:t>
+              <w:t>S</w:t>
+            </w:r>
+            <w:r>
+              <w:rPr>
+                <w:vertAlign w:val="subscript"/>
+              </w:rPr>
+              <w:t>F</w:t>
+            </w:r>
+            <w:r>
+              <w:t>(x−y)</w:t>
             </w:r>
           </w:p>
         </w:tc>
@@ -296,7 +485,16 @@
           </w:tcPr>
           <w:p>
             <w:r>
-              <w:t>Δ_F(x−y)</w:t>
+              <w:t>Δ</w:t>
+            </w:r>
+            <w:r>
+              <w:rPr>
+                <w:vertAlign w:val="subscript"/>
+              </w:rPr>
+              <w:t>F</w:t>
+            </w:r>
+            <w:r>
+              <w:t>(x−y)</w:t>
             </w:r>
           </w:p>
         </w:tc>
@@ -333,7 +531,16 @@
           </w:tcPr>
           <w:p>
             <w:r>
-              <w:t>S_F(p)</w:t>
+              <w:t>S</w:t>
+            </w:r>
+            <w:r>
+              <w:rPr>
+                <w:vertAlign w:val="subscript"/>
+              </w:rPr>
+              <w:t>F</w:t>
+            </w:r>
+            <w:r>
+              <w:t>(p)</w:t>
             </w:r>
           </w:p>
         </w:tc>
@@ -370,7 +577,34 @@
           </w:tcPr>
           <w:p>
             <w:r>
-              <w:t>Σ_su_s(p)ū_s(p)=p̸+m</w:t>
+              <w:t>Σ</w:t>
+            </w:r>
+            <w:r>
+              <w:rPr>
+                <w:vertAlign w:val="subscript"/>
+              </w:rPr>
+              <w:t>s</w:t>
+            </w:r>
+            <w:r>
+              <w:t>u</w:t>
+            </w:r>
+            <w:r>
+              <w:rPr>
+                <w:vertAlign w:val="subscript"/>
+              </w:rPr>
+              <w:t>s</w:t>
+            </w:r>
+            <w:r>
+              <w:t>(p)ū</w:t>
+            </w:r>
+            <w:r>
+              <w:rPr>
+                <w:vertAlign w:val="subscript"/>
+              </w:rPr>
+              <w:t>s</w:t>
+            </w:r>
+            <w:r>
+              <w:t>(p)=p̸+m</w:t>
             </w:r>
           </w:p>
         </w:tc>
@@ -393,6 +627,76 @@
         </w:tc>
       </w:tr>
     </w:tbl>
+    <w:tbl>
+      <w:tblPr>
+        <w:tblW w:type="auto" w:w="0"/>
+        <w:jc w:val="center"/>
+        <w:tblLayout w:type="fixed"/>
+        <w:tblLook w:firstColumn="1" w:firstRow="1" w:lastColumn="0" w:lastRow="0" w:noHBand="0" w:noVBand="1" w:val="04A0"/>
+        <w:tblBorders>
+          <w:top w:val="single" w:sz="8" w:color="7FA7CF"/>
+          <w:left w:val="single" w:sz="8" w:color="7FA7CF"/>
+          <w:bottom w:val="single" w:sz="8" w:color="7FA7CF"/>
+          <w:right w:val="single" w:sz="8" w:color="7FA7CF"/>
+        </w:tblBorders>
+      </w:tblPr>
+      <w:tblGrid>
+        <w:gridCol w:w="9392"/>
+      </w:tblGrid>
+      <w:tr>
+        <w:tc>
+          <w:tcPr>
+            <w:tcW w:type="dxa" w:w="9392"/>
+            <w:shd w:fill="F3F7FB"/>
+            <w:tcMar>
+              <w:top w:w="140" w:type="dxa"/>
+              <w:start w:w="140" w:type="dxa"/>
+              <w:bottom w:w="140" w:type="dxa"/>
+              <w:end w:w="140" w:type="dxa"/>
+            </w:tcMar>
+          </w:tcPr>
+          <w:p>
+            <w:r>
+              <w:rPr>
+                <w:b/>
+                <w:color w:val="1F4E78"/>
+              </w:rPr>
+              <w:t>First pass: the result before the derivation</w:t>
+            </w:r>
+          </w:p>
+          <w:p>
+            <w:pPr>
+              <w:spacing w:after="60"/>
+            </w:pPr>
+            <w:r>
+              <w:t>The electron propagator is S</w:t>
+            </w:r>
+            <w:r>
+              <w:rPr>
+                <w:vertAlign w:val="subscript"/>
+              </w:rPr>
+              <w:t>F</w:t>
+            </w:r>
+            <w:r>
+              <w:t>(p) = i(p̸ + m)/(p² − m² + iε), obtained as (i∂̸ + m) acting on the scalar propagator, with a minus sign in fermionic time ordering.</w:t>
+            </w:r>
+          </w:p>
+          <w:p>
+            <w:pPr>
+              <w:spacing w:after="60"/>
+            </w:pPr>
+            <w:r>
+              <w:t>Its numerator p̸ + m is the spin sum Σuū, which is why internal electron lines carry every spin state.</w:t>
+            </w:r>
+          </w:p>
+        </w:tc>
+      </w:tr>
+    </w:tbl>
+    <w:p>
+      <w:pPr>
+        <w:spacing w:after="80"/>
+      </w:pPr>
+    </w:p>
     <w:p>
       <w:pPr>
         <w:pStyle w:val="Heading2"/>
@@ -407,6 +711,60 @@
       </w:pPr>
       <w:r>
         <w:t>1.1 The fermionic minus sign</w:t>
+      </w:r>
+    </w:p>
+    <w:p>
+      <w:pPr>
+        <w:keepNext/>
+        <w:spacing w:before="160" w:after="40"/>
+        <w:jc w:val="center"/>
+      </w:pPr>
+      <w:r>
+        <w:drawing>
+          <wp:inline xmlns:a="http://schemas.openxmlformats.org/drawingml/2006/main" xmlns:pic="http://schemas.openxmlformats.org/drawingml/2006/picture">
+            <wp:extent cx="3840480" cy="586013"/>
+            <wp:docPr id="1" name="Picture 1"/>
+            <wp:cNvGraphicFramePr>
+              <a:graphicFrameLocks noChangeAspect="1"/>
+            </wp:cNvGraphicFramePr>
+            <a:graphic>
+              <a:graphicData uri="http://schemas.openxmlformats.org/drawingml/2006/picture">
+                <pic:pic>
+                  <pic:nvPicPr>
+                    <pic:cNvPr id="0" name="L47_electron.png"/>
+                    <pic:cNvPicPr/>
+                  </pic:nvPicPr>
+                  <pic:blipFill>
+                    <a:blip r:embed="rId11"/>
+                    <a:stretch>
+                      <a:fillRect/>
+                    </a:stretch>
+                  </pic:blipFill>
+                  <pic:spPr>
+                    <a:xfrm>
+                      <a:off x="0" y="0"/>
+                      <a:ext cx="3840480" cy="586013"/>
+                    </a:xfrm>
+                    <a:prstGeom prst="rect"/>
+                  </pic:spPr>
+                </pic:pic>
+              </a:graphicData>
+            </a:graphic>
+          </wp:inline>
+        </w:drawing>
+      </w:r>
+    </w:p>
+    <w:p>
+      <w:pPr>
+        <w:spacing w:after="200"/>
+        <w:jc w:val="center"/>
+      </w:pPr>
+      <w:r>
+        <w:rPr>
+          <w:i/>
+          <w:sz w:val="19"/>
+        </w:rPr>
+        <w:t>Figure 47.1. The electron propagator i(p̸ + m)/(p² − m² + iε): a solid line with an arrow that follows the flow of negative charge.</w:t>
       </w:r>
     </w:p>
     <w:p>
@@ -821,7 +1179,34 @@
     </w:p>
     <w:p>
       <w:r>
-        <w:t>Using Lesson 37, Section 5.2, ⟨0|ψ̄(y)ψ(x)|0⟩=−(i∂̸_x+m)D(y−x), the second term becomes −θ(y⁰−x⁰)·[−(i∂̸_x+m)D(y−x)]=+θ(y⁰−x⁰)(i∂̸_x+m)D(y−x), so</w:t>
+        <w:t>Using Lesson 37, Section 5.2, ⟨0|ψ̄(y)ψ(x)|0⟩=−(i∂̸</w:t>
+      </w:r>
+      <w:r>
+        <w:rPr>
+          <w:vertAlign w:val="subscript"/>
+        </w:rPr>
+        <w:t>x</w:t>
+      </w:r>
+      <w:r>
+        <w:t>+m)D(y−x), the second term becomes −θ(y⁰−x⁰)·[−(i∂̸</w:t>
+      </w:r>
+      <w:r>
+        <w:rPr>
+          <w:vertAlign w:val="subscript"/>
+        </w:rPr>
+        <w:t>x</w:t>
+      </w:r>
+      <w:r>
+        <w:t>+m)D(y−x)]=+θ(y⁰−x⁰)(i∂̸</w:t>
+      </w:r>
+      <w:r>
+        <w:rPr>
+          <w:vertAlign w:val="subscript"/>
+        </w:rPr>
+        <w:t>x</w:t>
+      </w:r>
+      <w:r>
+        <w:t>+m)D(y−x), so</w:t>
       </w:r>
     </w:p>
     <w:p>
@@ -1036,7 +1421,25 @@
         <w:pStyle w:val="Heading2"/>
       </w:pPr>
       <w:r>
-        <w:t>2 S_F from Δ_F directly</w:t>
+        <w:t>2 S</w:t>
+      </w:r>
+      <w:r>
+        <w:rPr>
+          <w:vertAlign w:val="subscript"/>
+        </w:rPr>
+        <w:t>F</w:t>
+      </w:r>
+      <w:r>
+        <w:t xml:space="preserve"> from Δ</w:t>
+      </w:r>
+      <w:r>
+        <w:rPr>
+          <w:vertAlign w:val="subscript"/>
+        </w:rPr>
+        <w:t>F</w:t>
+      </w:r>
+      <w:r>
+        <w:t xml:space="preserve"> directly</w:t>
       </w:r>
     </w:p>
     <w:p>
@@ -1049,7 +1452,106 @@
     </w:p>
     <w:p>
       <w:r>
-        <w:t>Using S(x−y)=(i∂̸_x+m)D(x−y) (Lesson 37, Section 5.1), Section 1.2's result is S_F(x−y)=θ(x⁰−y⁰)(i∂̸_x+m)D(x−y)+θ(y⁰−x⁰)(i∂̸_x+m)D(y−x). Compare this with directly applying (i∂̸_x+m) to Δ_F(x−y)=θ(x⁰−y⁰)D(x−y)+θ(y⁰−x⁰)D(y−x): since ∂̸_x=γ⁰∂_t+γ^i∂_i and only the γ⁰∂_t piece can strike the theta functions (which depend on x⁰ alone), differentiating produces</w:t>
+        <w:t>Using S(x−y)=(i∂̸</w:t>
+      </w:r>
+      <w:r>
+        <w:rPr>
+          <w:vertAlign w:val="subscript"/>
+        </w:rPr>
+        <w:t>x</w:t>
+      </w:r>
+      <w:r>
+        <w:t>+m)D(x−y) (Lesson 37, Section 5.1), Section 1.2's result is S</w:t>
+      </w:r>
+      <w:r>
+        <w:rPr>
+          <w:vertAlign w:val="subscript"/>
+        </w:rPr>
+        <w:t>F</w:t>
+      </w:r>
+      <w:r>
+        <w:t>(x−y)=θ(x⁰−y⁰)(i∂̸</w:t>
+      </w:r>
+      <w:r>
+        <w:rPr>
+          <w:vertAlign w:val="subscript"/>
+        </w:rPr>
+        <w:t>x</w:t>
+      </w:r>
+      <w:r>
+        <w:t>+m)D(x−y)+θ(y⁰−x⁰)(i∂̸</w:t>
+      </w:r>
+      <w:r>
+        <w:rPr>
+          <w:vertAlign w:val="subscript"/>
+        </w:rPr>
+        <w:t>x</w:t>
+      </w:r>
+      <w:r>
+        <w:t>+m)D(y−x). Compare this with directly applying (i∂̸</w:t>
+      </w:r>
+      <w:r>
+        <w:rPr>
+          <w:vertAlign w:val="subscript"/>
+        </w:rPr>
+        <w:t>x</w:t>
+      </w:r>
+      <w:r>
+        <w:t>+m) to Δ</w:t>
+      </w:r>
+      <w:r>
+        <w:rPr>
+          <w:vertAlign w:val="subscript"/>
+        </w:rPr>
+        <w:t>F</w:t>
+      </w:r>
+      <w:r>
+        <w:t>(x−y)=θ(x⁰−y⁰)D(x−y)+θ(y⁰−x⁰)D(y−x): since ∂̸</w:t>
+      </w:r>
+      <w:r>
+        <w:rPr>
+          <w:vertAlign w:val="subscript"/>
+        </w:rPr>
+        <w:t>x</w:t>
+      </w:r>
+      <w:r>
+        <w:t>=γ⁰∂</w:t>
+      </w:r>
+      <w:r>
+        <w:rPr>
+          <w:vertAlign w:val="subscript"/>
+        </w:rPr>
+        <w:t>t</w:t>
+      </w:r>
+      <w:r>
+        <w:t>+γ</w:t>
+      </w:r>
+      <w:r>
+        <w:rPr>
+          <w:vertAlign w:val="superscript"/>
+        </w:rPr>
+        <w:t>i</w:t>
+      </w:r>
+      <w:r>
+        <w:t>∂</w:t>
+      </w:r>
+      <w:r>
+        <w:rPr>
+          <w:vertAlign w:val="subscript"/>
+        </w:rPr>
+        <w:t>i</w:t>
+      </w:r>
+      <w:r>
+        <w:t xml:space="preserve"> and only the γ⁰∂</w:t>
+      </w:r>
+      <w:r>
+        <w:rPr>
+          <w:vertAlign w:val="subscript"/>
+        </w:rPr>
+        <w:t>t</w:t>
+      </w:r>
+      <w:r>
+        <w:t xml:space="preserve"> piece can strike the theta functions (which depend on x⁰ alone), differentiating produces</w:t>
       </w:r>
     </w:p>
     <w:p>
@@ -1278,7 +1780,43 @@
     </w:p>
     <w:p>
       <w:r>
-        <w:t>exactly parallel to Lesson 46, Section 3.1's calculation. The delta-function term vanishes because D(x−y)=D(y−x) at equal times (Lesson 33, Worked example 4), the same fact used throughout Lesson 46, leaving ∂̸_xΔ_F=θ(τ)∂̸_xD(x−y)+θ(−τ)∂̸_xD(y−x) with no extra term.</w:t>
+        <w:t>exactly parallel to Lesson 46, Section 3.1's calculation. The delta-function term vanishes because D(x−y)=D(y−x) at equal times (Lesson 33, Worked example 4), the same fact used throughout Lesson 46, leaving ∂̸</w:t>
+      </w:r>
+      <w:r>
+        <w:rPr>
+          <w:vertAlign w:val="subscript"/>
+        </w:rPr>
+        <w:t>x</w:t>
+      </w:r>
+      <w:r>
+        <w:t>Δ</w:t>
+      </w:r>
+      <w:r>
+        <w:rPr>
+          <w:vertAlign w:val="subscript"/>
+        </w:rPr>
+        <w:t>F</w:t>
+      </w:r>
+      <w:r>
+        <w:t>=θ(τ)∂̸</w:t>
+      </w:r>
+      <w:r>
+        <w:rPr>
+          <w:vertAlign w:val="subscript"/>
+        </w:rPr>
+        <w:t>x</w:t>
+      </w:r>
+      <w:r>
+        <w:t>D(x−y)+θ(−τ)∂̸</w:t>
+      </w:r>
+      <w:r>
+        <w:rPr>
+          <w:vertAlign w:val="subscript"/>
+        </w:rPr>
+        <w:t>x</w:t>
+      </w:r>
+      <w:r>
+        <w:t>D(y−x) with no extra term.</w:t>
       </w:r>
     </w:p>
     <w:p>
@@ -1291,7 +1829,16 @@
     </w:p>
     <w:p>
       <w:r>
-        <w:t>Multiplying by i and adding mΔ_F,</w:t>
+        <w:t>Multiplying by i and adding mΔ</w:t>
+      </w:r>
+      <w:r>
+        <w:rPr>
+          <w:vertAlign w:val="subscript"/>
+        </w:rPr>
+        <w:t>F</w:t>
+      </w:r>
+      <w:r>
+        <w:t>,</w:t>
       </w:r>
     </w:p>
     <w:p>
@@ -1511,7 +2058,16 @@
     </w:p>
     <w:p>
       <w:r>
-        <w:t>exactly matching Section 2.1's expression for S_F term by term. So</w:t>
+        <w:t>exactly matching Section 2.1's expression for S</w:t>
+      </w:r>
+      <w:r>
+        <w:rPr>
+          <w:vertAlign w:val="subscript"/>
+        </w:rPr>
+        <w:t>F</w:t>
+      </w:r>
+      <w:r>
+        <w:t xml:space="preserve"> term by term. So</w:t>
       </w:r>
     </w:p>
     <w:p>
@@ -1631,7 +2187,52 @@
     </w:p>
     <w:p>
       <w:r>
-        <w:t>State exactly why the cancellation of Section 2.1 was not automatic, and what would have happened if D(x−y)≠D(y−x) at equal times. If D did not agree with its own reverse ordering at equal times, the term γ⁰δ(τ)[D(x−y)−D(y−x)] would survive as an extra, unwanted contact term in ∂̸_xΔ_F, and the clean relation S_F=(i∂̸_x+m)Δ_F of Section 2.2 would fail, requiring an extra correction term; the elegance of this lesson's result rests on the same equal-time fact already used twice in Lesson 46.</w:t>
+        <w:t>State exactly why the cancellation of Section 2.1 was not automatic, and what would have happened if D(x−y)≠D(y−x) at equal times. If D did not agree with its own reverse ordering at equal times, the term γ⁰δ(τ)[D(x−y)−D(y−x)] would survive as an extra, unwanted contact term in ∂̸</w:t>
+      </w:r>
+      <w:r>
+        <w:rPr>
+          <w:vertAlign w:val="subscript"/>
+        </w:rPr>
+        <w:t>x</w:t>
+      </w:r>
+      <w:r>
+        <w:t>Δ</w:t>
+      </w:r>
+      <w:r>
+        <w:rPr>
+          <w:vertAlign w:val="subscript"/>
+        </w:rPr>
+        <w:t>F</w:t>
+      </w:r>
+      <w:r>
+        <w:t>, and the clean relation S</w:t>
+      </w:r>
+      <w:r>
+        <w:rPr>
+          <w:vertAlign w:val="subscript"/>
+        </w:rPr>
+        <w:t>F</w:t>
+      </w:r>
+      <w:r>
+        <w:t>=(i∂̸</w:t>
+      </w:r>
+      <w:r>
+        <w:rPr>
+          <w:vertAlign w:val="subscript"/>
+        </w:rPr>
+        <w:t>x</w:t>
+      </w:r>
+      <w:r>
+        <w:t>+m)Δ</w:t>
+      </w:r>
+      <w:r>
+        <w:rPr>
+          <w:vertAlign w:val="subscript"/>
+        </w:rPr>
+        <w:t>F</w:t>
+      </w:r>
+      <w:r>
+        <w:t xml:space="preserve"> of Section 2.2 would fail, requiring an extra correction term; the elegance of this lesson's result rests on the same equal-time fact already used twice in Lesson 46.</w:t>
       </w:r>
     </w:p>
     <w:p>
@@ -1639,7 +2240,16 @@
         <w:pStyle w:val="Heading2"/>
       </w:pPr>
       <w:r>
-        <w:t>3 S_F is a Green's function of the Dirac operator</w:t>
+        <w:t>3 S</w:t>
+      </w:r>
+      <w:r>
+        <w:rPr>
+          <w:vertAlign w:val="subscript"/>
+        </w:rPr>
+        <w:t>F</w:t>
+      </w:r>
+      <w:r>
+        <w:t xml:space="preserve"> is a Green's function of the Dirac operator</w:t>
       </w:r>
     </w:p>
     <w:p>
@@ -1885,7 +2495,16 @@
     </w:p>
     <w:p>
       <w:r>
-        <w:t>Lesson 46, Section 3.2, established (□+m²)Δ_F(x−y)=−iδ⁴(x−y), so</w:t>
+        <w:t>Lesson 46, Section 3.2, established (□+m²)Δ</w:t>
+      </w:r>
+      <w:r>
+        <w:rPr>
+          <w:vertAlign w:val="subscript"/>
+        </w:rPr>
+        <w:t>F</w:t>
+      </w:r>
+      <w:r>
+        <w:t>(x−y)=−iδ⁴(x−y), so</w:t>
       </w:r>
     </w:p>
     <w:p>
@@ -2037,7 +2656,16 @@
     </w:p>
     <w:p>
       <w:r>
-        <w:t>confirming S_F is a genuine Green's function of the free Dirac operator (i∂̸−m), with the source term on the right-hand side, the property S(x−y) alone lacks (Exercise 9).</w:t>
+        <w:t>confirming S</w:t>
+      </w:r>
+      <w:r>
+        <w:rPr>
+          <w:vertAlign w:val="subscript"/>
+        </w:rPr>
+        <w:t>F</w:t>
+      </w:r>
+      <w:r>
+        <w:t xml:space="preserve"> is a genuine Green's function of the free Dirac operator (i∂̸−m), with the source term on the right-hand side, the property S(x−y) alone lacks (Exercise 9).</w:t>
       </w:r>
     </w:p>
     <w:p>
@@ -2064,7 +2692,34 @@
     </w:p>
     <w:p>
       <w:r>
-        <w:t>Explain in what sense Section 3.1's derivation is a genuine test of Section 2.2's claim S_F=(i∂̸_x+m)Δ_F, rather than an automatic consequence with nothing left to check. Section 2.2's relation was itself derived by direct differentiation of the time-ordered definitions; Section 3.1 uses that relation together with a purely algebraic gamma-matrix identity to predict a specific Green's function property, one that could, in principle, have failed to hold if an error had been made in Section 2's derivation. That it succeeds, reproducing exactly the expected iδ⁴(x−y) source, is a meaningful consistency check on the whole chain of reasoning.</w:t>
+        <w:t>Explain in what sense Section 3.1's derivation is a genuine test of Section 2.2's claim S</w:t>
+      </w:r>
+      <w:r>
+        <w:rPr>
+          <w:vertAlign w:val="subscript"/>
+        </w:rPr>
+        <w:t>F</w:t>
+      </w:r>
+      <w:r>
+        <w:t>=(i∂̸</w:t>
+      </w:r>
+      <w:r>
+        <w:rPr>
+          <w:vertAlign w:val="subscript"/>
+        </w:rPr>
+        <w:t>x</w:t>
+      </w:r>
+      <w:r>
+        <w:t>+m)Δ</w:t>
+      </w:r>
+      <w:r>
+        <w:rPr>
+          <w:vertAlign w:val="subscript"/>
+        </w:rPr>
+        <w:t>F</w:t>
+      </w:r>
+      <w:r>
+        <w:t>, rather than an automatic consequence with nothing left to check. Section 2.2's relation was itself derived by direct differentiation of the time-ordered definitions; Section 3.1 uses that relation together with a purely algebraic gamma-matrix identity to predict a specific Green's function property, one that could, in principle, have failed to hold if an error had been made in Section 2's derivation. That it succeeds, reproducing exactly the expected iδ⁴(x−y) source, is a meaningful consistency check on the whole chain of reasoning.</w:t>
       </w:r>
     </w:p>
     <w:p>
@@ -2085,7 +2740,88 @@
     </w:p>
     <w:p>
       <w:r>
-        <w:t>Starting from Lesson 46, Section 4.1's Δ_F(x−y)=∫d⁴p/(2π)⁴ [i/(p²−m²+iε)] e^(−ip(x−y)), and using i∂_μe^(−ipx)=p_μe^(−ipx) (so that i∂̸_xe^(−ipx)=p̸e^(−ipx)),</w:t>
+        <w:t>Starting from Lesson 46, Section 4.1's Δ</w:t>
+      </w:r>
+      <w:r>
+        <w:rPr>
+          <w:vertAlign w:val="subscript"/>
+        </w:rPr>
+        <w:t>F</w:t>
+      </w:r>
+      <w:r>
+        <w:t>(x−y)=∫d⁴p/(2π)⁴ [i/(p²−m²+iε)] e</w:t>
+      </w:r>
+      <w:r>
+        <w:rPr>
+          <w:vertAlign w:val="superscript"/>
+        </w:rPr>
+        <w:t>−ip(x−y)</w:t>
+      </w:r>
+      <w:r>
+        <w:t>, and using i∂</w:t>
+      </w:r>
+      <w:r>
+        <w:rPr>
+          <w:vertAlign w:val="subscript"/>
+        </w:rPr>
+        <w:t>μ</w:t>
+      </w:r>
+      <w:r>
+        <w:t>e</w:t>
+      </w:r>
+      <w:r>
+        <w:rPr>
+          <w:vertAlign w:val="superscript"/>
+        </w:rPr>
+        <w:t>−ipx</w:t>
+      </w:r>
+      <w:r>
+        <w:t>=p</w:t>
+      </w:r>
+      <w:r>
+        <w:rPr>
+          <w:vertAlign w:val="subscript"/>
+        </w:rPr>
+        <w:t>μ</w:t>
+      </w:r>
+      <w:r>
+        <w:t>e</w:t>
+      </w:r>
+      <w:r>
+        <w:rPr>
+          <w:vertAlign w:val="superscript"/>
+        </w:rPr>
+        <w:t>−ipx</w:t>
+      </w:r>
+      <w:r>
+        <w:t xml:space="preserve"> (so that i∂̸</w:t>
+      </w:r>
+      <w:r>
+        <w:rPr>
+          <w:vertAlign w:val="subscript"/>
+        </w:rPr>
+        <w:t>x</w:t>
+      </w:r>
+      <w:r>
+        <w:t>e</w:t>
+      </w:r>
+      <w:r>
+        <w:rPr>
+          <w:vertAlign w:val="superscript"/>
+        </w:rPr>
+        <w:t>−ipx</w:t>
+      </w:r>
+      <w:r>
+        <w:t>=p̸e</w:t>
+      </w:r>
+      <w:r>
+        <w:rPr>
+          <w:vertAlign w:val="superscript"/>
+        </w:rPr>
+        <w:t>−ipx</w:t>
+      </w:r>
+      <w:r>
+        <w:t>),</w:t>
       </w:r>
     </w:p>
     <w:p>
@@ -2588,7 +3324,43 @@
     </w:p>
     <w:p>
       <w:r>
-        <w:t>Verify Section 4.2's momentum-space result independently, by checking that (p̸−m)S_F(p)=i (up to the iε limiting procedure), paralleling Lesson 46's own momentum-space check. Using p̸p̸=p² (the gamma-matrix identity of Lesson 21), (p̸−m)(p̸+m)=p̸p̸−m²=p²−m², so (p̸−m)·i(p̸+m)/(p²−m²+iε)=i(p²−m²)/(p²−m²+iε)→i as ε→0⁺ away from the pole, exactly the momentum-space statement of Section 3.1's Green's function property (i∂̸_x−m)S_F=iδ⁴(x−y), with i∂̸_x becoming p̸ under the Fourier transform.</w:t>
+        <w:t>Verify Section 4.2's momentum-space result independently, by checking that (p̸−m)S</w:t>
+      </w:r>
+      <w:r>
+        <w:rPr>
+          <w:vertAlign w:val="subscript"/>
+        </w:rPr>
+        <w:t>F</w:t>
+      </w:r>
+      <w:r>
+        <w:t>(p)=i (up to the iε limiting procedure), paralleling Lesson 46's own momentum-space check. Using p̸p̸=p² (the gamma-matrix identity of Lesson 21), (p̸−m)(p̸+m)=p̸p̸−m²=p²−m², so (p̸−m)·i(p̸+m)/(p²−m²+iε)=i(p²−m²)/(p²−m²+iε)→i as ε→0⁺ away from the pole, exactly the momentum-space statement of Section 3.1's Green's function property (i∂̸</w:t>
+      </w:r>
+      <w:r>
+        <w:rPr>
+          <w:vertAlign w:val="subscript"/>
+        </w:rPr>
+        <w:t>x</w:t>
+      </w:r>
+      <w:r>
+        <w:t>−m)S</w:t>
+      </w:r>
+      <w:r>
+        <w:rPr>
+          <w:vertAlign w:val="subscript"/>
+        </w:rPr>
+        <w:t>F</w:t>
+      </w:r>
+      <w:r>
+        <w:t>=iδ⁴(x−y), with i∂̸</w:t>
+      </w:r>
+      <w:r>
+        <w:rPr>
+          <w:vertAlign w:val="subscript"/>
+        </w:rPr>
+        <w:t>x</w:t>
+      </w:r>
+      <w:r>
+        <w:t xml:space="preserve"> becoming p̸ under the Fourier transform.</w:t>
       </w:r>
     </w:p>
     <w:p>
@@ -2609,7 +3381,88 @@
     </w:p>
     <w:p>
       <w:r>
-        <w:t>Near the pole p⁰≈E_p, p²−m²=(p⁰−E_p)(p⁰+E_p)≈2E_p(p⁰−E_p), so S_F(p) behaves as i(p̸+m)/(2E_p(p⁰−E_p+iε′)), with p̸+m evaluated at the on-shell point p⁰=E_p.</w:t>
+        <w:t>Near the pole p⁰≈E</w:t>
+      </w:r>
+      <w:r>
+        <w:rPr>
+          <w:vertAlign w:val="subscript"/>
+        </w:rPr>
+        <w:t>p</w:t>
+      </w:r>
+      <w:r>
+        <w:t>, p²−m²=(p⁰−E</w:t>
+      </w:r>
+      <w:r>
+        <w:rPr>
+          <w:vertAlign w:val="subscript"/>
+        </w:rPr>
+        <w:t>p</w:t>
+      </w:r>
+      <w:r>
+        <w:t>)(p⁰+E</w:t>
+      </w:r>
+      <w:r>
+        <w:rPr>
+          <w:vertAlign w:val="subscript"/>
+        </w:rPr>
+        <w:t>p</w:t>
+      </w:r>
+      <w:r>
+        <w:t>)≈2E</w:t>
+      </w:r>
+      <w:r>
+        <w:rPr>
+          <w:vertAlign w:val="subscript"/>
+        </w:rPr>
+        <w:t>p</w:t>
+      </w:r>
+      <w:r>
+        <w:t>(p⁰−E</w:t>
+      </w:r>
+      <w:r>
+        <w:rPr>
+          <w:vertAlign w:val="subscript"/>
+        </w:rPr>
+        <w:t>p</w:t>
+      </w:r>
+      <w:r>
+        <w:t>), so S</w:t>
+      </w:r>
+      <w:r>
+        <w:rPr>
+          <w:vertAlign w:val="subscript"/>
+        </w:rPr>
+        <w:t>F</w:t>
+      </w:r>
+      <w:r>
+        <w:t>(p) behaves as i(p̸+m)/(2E</w:t>
+      </w:r>
+      <w:r>
+        <w:rPr>
+          <w:vertAlign w:val="subscript"/>
+        </w:rPr>
+        <w:t>p</w:t>
+      </w:r>
+      <w:r>
+        <w:t>(p⁰−E</w:t>
+      </w:r>
+      <w:r>
+        <w:rPr>
+          <w:vertAlign w:val="subscript"/>
+        </w:rPr>
+        <w:t>p</w:t>
+      </w:r>
+      <w:r>
+        <w:t>+iε′)), with p̸+m evaluated at the on-shell point p⁰=E</w:t>
+      </w:r>
+      <w:r>
+        <w:rPr>
+          <w:vertAlign w:val="subscript"/>
+        </w:rPr>
+        <w:t>p</w:t>
+      </w:r>
+      <w:r>
+        <w:t>.</w:t>
       </w:r>
     </w:p>
     <w:p>
@@ -2622,7 +3475,34 @@
     </w:p>
     <w:p>
       <w:r>
-        <w:t>At this on-shell point, p̸+m is exactly the object appearing in the spin-sum completeness relation Σ_su_s(p)ū_s(p)=p̸+m, already fixed as a convention of this course. The propagator's numerator, evaluated at its pole, is therefore literally the sum over the two physical spin states of the on-shell electron; the propagator, in this sense, carries the full spin content of the particle it describes, resolved into a specific spin state only once an external spinor is attached to one of its ends, as happened explicitly in Lesson 45's vertex calculation.</w:t>
+        <w:t>At this on-shell point, p̸+m is exactly the object appearing in the spin-sum completeness relation Σ</w:t>
+      </w:r>
+      <w:r>
+        <w:rPr>
+          <w:vertAlign w:val="subscript"/>
+        </w:rPr>
+        <w:t>s</w:t>
+      </w:r>
+      <w:r>
+        <w:t>u</w:t>
+      </w:r>
+      <w:r>
+        <w:rPr>
+          <w:vertAlign w:val="subscript"/>
+        </w:rPr>
+        <w:t>s</w:t>
+      </w:r>
+      <w:r>
+        <w:t>(p)ū</w:t>
+      </w:r>
+      <w:r>
+        <w:rPr>
+          <w:vertAlign w:val="subscript"/>
+        </w:rPr>
+        <w:t>s</w:t>
+      </w:r>
+      <w:r>
+        <w:t>(p)=p̸+m, already fixed as a convention of this course. The propagator's numerator, evaluated at its pole, is therefore literally the sum over the two physical spin states of the on-shell electron; the propagator, in this sense, carries the full spin content of the particle it describes, resolved into a specific spin state only once an external spinor is attached to one of its ends, as happened explicitly in Lesson 45's vertex calculation.</w:t>
       </w:r>
     </w:p>
     <w:p>
@@ -2720,7 +3600,34 @@
           </w:tcPr>
           <w:p>
             <w:r>
-              <w:t>S_F(x−y)=(i∂̸_x+m)Δ_F(x−y)</w:t>
+              <w:t>S</w:t>
+            </w:r>
+            <w:r>
+              <w:rPr>
+                <w:vertAlign w:val="subscript"/>
+              </w:rPr>
+              <w:t>F</w:t>
+            </w:r>
+            <w:r>
+              <w:t>(x−y)=(i∂̸</w:t>
+            </w:r>
+            <w:r>
+              <w:rPr>
+                <w:vertAlign w:val="subscript"/>
+              </w:rPr>
+              <w:t>x</w:t>
+            </w:r>
+            <w:r>
+              <w:t>+m)Δ</w:t>
+            </w:r>
+            <w:r>
+              <w:rPr>
+                <w:vertAlign w:val="subscript"/>
+              </w:rPr>
+              <w:t>F</w:t>
+            </w:r>
+            <w:r>
+              <w:t>(x−y)</w:t>
             </w:r>
           </w:p>
         </w:tc>
@@ -2737,7 +3644,16 @@
           </w:tcPr>
           <w:p>
             <w:r>
-              <w:t>Mirrors Lesson 37's S(x−y)=(i∂̸_x+m)D(x−y), now for the time-ordered object</w:t>
+              <w:t>Mirrors Lesson 37's S(x−y)=(i∂̸</w:t>
+            </w:r>
+            <w:r>
+              <w:rPr>
+                <w:vertAlign w:val="subscript"/>
+              </w:rPr>
+              <w:t>x</w:t>
+            </w:r>
+            <w:r>
+              <w:t>+m)D(x−y), now for the time-ordered object</w:t>
             </w:r>
           </w:p>
         </w:tc>
@@ -2757,7 +3673,25 @@
           </w:tcPr>
           <w:p>
             <w:r>
-              <w:t>(i∂̸_x−m)S_F(x−y)=iδ⁴(x−y)</w:t>
+              <w:t>(i∂̸</w:t>
+            </w:r>
+            <w:r>
+              <w:rPr>
+                <w:vertAlign w:val="subscript"/>
+              </w:rPr>
+              <w:t>x</w:t>
+            </w:r>
+            <w:r>
+              <w:t>−m)S</w:t>
+            </w:r>
+            <w:r>
+              <w:rPr>
+                <w:vertAlign w:val="subscript"/>
+              </w:rPr>
+              <w:t>F</w:t>
+            </w:r>
+            <w:r>
+              <w:t>(x−y)=iδ⁴(x−y)</w:t>
             </w:r>
           </w:p>
         </w:tc>
@@ -2775,7 +3709,16 @@
           </w:tcPr>
           <w:p>
             <w:r>
-              <w:t>Confirms S_F, not S(x−y) alone, is the correct internal-line object</w:t>
+              <w:t>Confirms S</w:t>
+            </w:r>
+            <w:r>
+              <w:rPr>
+                <w:vertAlign w:val="subscript"/>
+              </w:rPr>
+              <w:t>F</w:t>
+            </w:r>
+            <w:r>
+              <w:t>, not S(x−y) alone, is the correct internal-line object</w:t>
             </w:r>
           </w:p>
         </w:tc>
@@ -2794,7 +3737,16 @@
           </w:tcPr>
           <w:p>
             <w:r>
-              <w:t>S_F(p)=i(p̸+m)/(p²−m²+iε)</w:t>
+              <w:t>S</w:t>
+            </w:r>
+            <w:r>
+              <w:rPr>
+                <w:vertAlign w:val="subscript"/>
+              </w:rPr>
+              <w:t>F</w:t>
+            </w:r>
+            <w:r>
+              <w:t>(p)=i(p̸+m)/(p²−m²+iε)</w:t>
             </w:r>
           </w:p>
         </w:tc>
@@ -2831,7 +3783,34 @@
           </w:tcPr>
           <w:p>
             <w:r>
-              <w:t>Pole residue = Σ_su_sū_s=p̸+m</w:t>
+              <w:t>Pole residue = Σ</w:t>
+            </w:r>
+            <w:r>
+              <w:rPr>
+                <w:vertAlign w:val="subscript"/>
+              </w:rPr>
+              <w:t>s</w:t>
+            </w:r>
+            <w:r>
+              <w:t>u</w:t>
+            </w:r>
+            <w:r>
+              <w:rPr>
+                <w:vertAlign w:val="subscript"/>
+              </w:rPr>
+              <w:t>s</w:t>
+            </w:r>
+            <w:r>
+              <w:t>ū</w:t>
+            </w:r>
+            <w:r>
+              <w:rPr>
+                <w:vertAlign w:val="subscript"/>
+              </w:rPr>
+              <w:t>s</w:t>
+            </w:r>
+            <w:r>
+              <w:t>=p̸+m</w:t>
             </w:r>
           </w:p>
         </w:tc>
@@ -2925,7 +3904,25 @@
         </w:numPr>
       </w:pPr>
       <w:r>
-        <w:t>Substituting Lesson 37's formulas for S(x−y) and its reverse ordering gives S_F(x−y)=θ(x⁰−y⁰)S(x−y)+θ(y⁰−x⁰)(i∂̸_x+m)D(y−x).</w:t>
+        <w:t>Substituting Lesson 37's formulas for S(x−y) and its reverse ordering gives S</w:t>
+      </w:r>
+      <w:r>
+        <w:rPr>
+          <w:vertAlign w:val="subscript"/>
+        </w:rPr>
+        <w:t>F</w:t>
+      </w:r>
+      <w:r>
+        <w:t>(x−y)=θ(x⁰−y⁰)S(x−y)+θ(y⁰−x⁰)(i∂̸</w:t>
+      </w:r>
+      <w:r>
+        <w:rPr>
+          <w:vertAlign w:val="subscript"/>
+        </w:rPr>
+        <w:t>x</w:t>
+      </w:r>
+      <w:r>
+        <w:t>+m)D(y−x).</w:t>
       </w:r>
     </w:p>
     <w:p>
@@ -2937,7 +3934,25 @@
         </w:numPr>
       </w:pPr>
       <w:r>
-        <w:t>Direct differentiation shows this equals (i∂̸_x+m)Δ_F(x−y), with no extra delta-function term, because D(x−y)=D(y−x) at equal times.</w:t>
+        <w:t>Direct differentiation shows this equals (i∂̸</w:t>
+      </w:r>
+      <w:r>
+        <w:rPr>
+          <w:vertAlign w:val="subscript"/>
+        </w:rPr>
+        <w:t>x</w:t>
+      </w:r>
+      <w:r>
+        <w:t>+m)Δ</w:t>
+      </w:r>
+      <w:r>
+        <w:rPr>
+          <w:vertAlign w:val="subscript"/>
+        </w:rPr>
+        <w:t>F</w:t>
+      </w:r>
+      <w:r>
+        <w:t>(x−y), with no extra delta-function term, because D(x−y)=D(y−x) at equal times.</w:t>
       </w:r>
     </w:p>
     <w:p>
@@ -2949,7 +3964,43 @@
         </w:numPr>
       </w:pPr>
       <w:r>
-        <w:t>Combined with Lesson 46's (□+m²)Δ_F=−iδ⁴(x−y) and the identity (i∂̸−m)(i∂̸+m)=−□−m², this gives (i∂̸_x−m)S_F(x−y)=iδ⁴(x−y): S_F is a Green's function of the Dirac operator.</w:t>
+        <w:t>Combined with Lesson 46's (□+m²)Δ</w:t>
+      </w:r>
+      <w:r>
+        <w:rPr>
+          <w:vertAlign w:val="subscript"/>
+        </w:rPr>
+        <w:t>F</w:t>
+      </w:r>
+      <w:r>
+        <w:t>=−iδ⁴(x−y) and the identity (i∂̸−m)(i∂̸+m)=−□−m², this gives (i∂̸</w:t>
+      </w:r>
+      <w:r>
+        <w:rPr>
+          <w:vertAlign w:val="subscript"/>
+        </w:rPr>
+        <w:t>x</w:t>
+      </w:r>
+      <w:r>
+        <w:t>−m)S</w:t>
+      </w:r>
+      <w:r>
+        <w:rPr>
+          <w:vertAlign w:val="subscript"/>
+        </w:rPr>
+        <w:t>F</w:t>
+      </w:r>
+      <w:r>
+        <w:t>(x−y)=iδ⁴(x−y): S</w:t>
+      </w:r>
+      <w:r>
+        <w:rPr>
+          <w:vertAlign w:val="subscript"/>
+        </w:rPr>
+        <w:t>F</w:t>
+      </w:r>
+      <w:r>
+        <w:t xml:space="preserve"> is a Green's function of the Dirac operator.</w:t>
       </w:r>
     </w:p>
     <w:p>
@@ -2961,7 +4012,16 @@
         </w:numPr>
       </w:pPr>
       <w:r>
-        <w:t>In momentum space, S_F(p)=i(p̸+m)/(p²−m²+iε), confirmed both by direct construction and by an independent check paralleling Lesson 46's.</w:t>
+        <w:t>In momentum space, S</w:t>
+      </w:r>
+      <w:r>
+        <w:rPr>
+          <w:vertAlign w:val="subscript"/>
+        </w:rPr>
+        <w:t>F</w:t>
+      </w:r>
+      <w:r>
+        <w:t>(p)=i(p̸+m)/(p²−m²+iε), confirmed both by direct construction and by an independent check paralleling Lesson 46's.</w:t>
       </w:r>
     </w:p>
     <w:p>
@@ -2973,7 +4033,43 @@
         </w:numPr>
       </w:pPr>
       <w:r>
-        <w:t>The residue of S_F(p) at its pole equals the spin-sum completeness relation Σ_su_s(p)ū_s(p)=p̸+m, evaluated on shell.</w:t>
+        <w:t>The residue of S</w:t>
+      </w:r>
+      <w:r>
+        <w:rPr>
+          <w:vertAlign w:val="subscript"/>
+        </w:rPr>
+        <w:t>F</w:t>
+      </w:r>
+      <w:r>
+        <w:t>(p) at its pole equals the spin-sum completeness relation Σ</w:t>
+      </w:r>
+      <w:r>
+        <w:rPr>
+          <w:vertAlign w:val="subscript"/>
+        </w:rPr>
+        <w:t>s</w:t>
+      </w:r>
+      <w:r>
+        <w:t>u</w:t>
+      </w:r>
+      <w:r>
+        <w:rPr>
+          <w:vertAlign w:val="subscript"/>
+        </w:rPr>
+        <w:t>s</w:t>
+      </w:r>
+      <w:r>
+        <w:t>(p)ū</w:t>
+      </w:r>
+      <w:r>
+        <w:rPr>
+          <w:vertAlign w:val="subscript"/>
+        </w:rPr>
+        <w:t>s</w:t>
+      </w:r>
+      <w:r>
+        <w:t>(p)=p̸+m, evaluated on shell.</w:t>
       </w:r>
     </w:p>
     <w:p>
@@ -3086,7 +4182,13 @@
           </w:tcPr>
           <w:p>
             <w:r>
-              <w:t>State the fermionic time-ordering rule of Section 1.1 and explain, citing Lesson 37, Section 6.2, why a minus sign (not a plus sign, as for the bosonic case of Lesson 46) is required.</w:t>
+              <w:rPr>
+                <w:b/>
+              </w:rPr>
+              <w:t>Extension.</w:t>
+            </w:r>
+            <w:r>
+              <w:t xml:space="preserve"> State the fermionic time-ordering rule of Section 1.1 and explain, citing Lesson 37, Section 6.2, why a minus sign (not a plus sign, as for the bosonic case of Lesson 46) is required.</w:t>
             </w:r>
           </w:p>
         </w:tc>
@@ -3124,7 +4226,49 @@
           </w:tcPr>
           <w:p>
             <w:r>
-              <w:t>Substitute Lesson 37, Section 5.2's ⟨0|ψ̄(y)ψ(x)|0⟩=−(i∂̸_x+m)D(y−x) into the definition of S_F(x−y) and derive Section 1.2's result S_F(x−y)=θ(x⁰−y⁰)S(x−y)+θ(y⁰−x⁰)(i∂̸_x+m)D(y−x).</w:t>
+              <w:rPr>
+                <w:b/>
+              </w:rPr>
+              <w:t>Core.</w:t>
+            </w:r>
+            <w:r>
+              <w:t xml:space="preserve"> Substitute Lesson 37, Section 5.2's ⟨0|ψ̄(y)ψ(x)|0⟩=−(i∂̸</w:t>
+            </w:r>
+            <w:r>
+              <w:rPr>
+                <w:vertAlign w:val="subscript"/>
+              </w:rPr>
+              <w:t>x</w:t>
+            </w:r>
+            <w:r>
+              <w:t>+m)D(y−x) into the definition of S</w:t>
+            </w:r>
+            <w:r>
+              <w:rPr>
+                <w:vertAlign w:val="subscript"/>
+              </w:rPr>
+              <w:t>F</w:t>
+            </w:r>
+            <w:r>
+              <w:t>(x−y) and derive Section 1.2's result S</w:t>
+            </w:r>
+            <w:r>
+              <w:rPr>
+                <w:vertAlign w:val="subscript"/>
+              </w:rPr>
+              <w:t>F</w:t>
+            </w:r>
+            <w:r>
+              <w:t>(x−y)=θ(x⁰−y⁰)S(x−y)+θ(y⁰−x⁰)(i∂̸</w:t>
+            </w:r>
+            <w:r>
+              <w:rPr>
+                <w:vertAlign w:val="subscript"/>
+              </w:rPr>
+              <w:t>x</w:t>
+            </w:r>
+            <w:r>
+              <w:t>+m)D(y−x).</w:t>
             </w:r>
           </w:p>
         </w:tc>
@@ -3160,7 +4304,49 @@
           </w:tcPr>
           <w:p>
             <w:r>
-              <w:t>Differentiate θ(x⁰−y⁰)D(x−y) with ∂̸_x=γ⁰∂_t+γ^i∂_i, separating the time and spatial pieces, and show the delta-function term is γ⁰δ(τ)D(x−y).</w:t>
+              <w:rPr>
+                <w:b/>
+              </w:rPr>
+              <w:t>Core.</w:t>
+            </w:r>
+            <w:r>
+              <w:t xml:space="preserve"> Differentiate θ(x⁰−y⁰)D(x−y) with ∂̸</w:t>
+            </w:r>
+            <w:r>
+              <w:rPr>
+                <w:vertAlign w:val="subscript"/>
+              </w:rPr>
+              <w:t>x</w:t>
+            </w:r>
+            <w:r>
+              <w:t>=γ⁰∂</w:t>
+            </w:r>
+            <w:r>
+              <w:rPr>
+                <w:vertAlign w:val="subscript"/>
+              </w:rPr>
+              <w:t>t</w:t>
+            </w:r>
+            <w:r>
+              <w:t>+γ</w:t>
+            </w:r>
+            <w:r>
+              <w:rPr>
+                <w:vertAlign w:val="superscript"/>
+              </w:rPr>
+              <w:t>i</w:t>
+            </w:r>
+            <w:r>
+              <w:t>∂</w:t>
+            </w:r>
+            <w:r>
+              <w:rPr>
+                <w:vertAlign w:val="subscript"/>
+              </w:rPr>
+              <w:t>i</w:t>
+            </w:r>
+            <w:r>
+              <w:t>, separating the time and spatial pieces, and show the delta-function term is γ⁰δ(τ)D(x−y).</w:t>
             </w:r>
           </w:p>
         </w:tc>
@@ -3198,7 +4384,13 @@
           </w:tcPr>
           <w:p>
             <w:r>
-              <w:t>Do the same for θ(y⁰−x⁰)D(y−x) and show its delta-function term is −γ⁰δ(τ)D(y−x).</w:t>
+              <w:rPr>
+                <w:b/>
+              </w:rPr>
+              <w:t>Core.</w:t>
+            </w:r>
+            <w:r>
+              <w:t xml:space="preserve"> Do the same for θ(y⁰−x⁰)D(y−x) and show its delta-function term is −γ⁰δ(τ)D(y−x).</w:t>
             </w:r>
           </w:p>
         </w:tc>
@@ -3234,7 +4426,13 @@
           </w:tcPr>
           <w:p>
             <w:r>
-              <w:t>Combine Exercises 3 and 4, use D(x−y)=D(y−x) at equal times (Lesson 33, Worked example 4), and show the two delta-function terms cancel exactly.</w:t>
+              <w:rPr>
+                <w:b/>
+              </w:rPr>
+              <w:t>Extension.</w:t>
+            </w:r>
+            <w:r>
+              <w:t xml:space="preserve"> Combine Exercises 3 and 4, use D(x−y)=D(y−x) at equal times (Lesson 33, Worked example 4), and show the two delta-function terms cancel exactly.</w:t>
             </w:r>
           </w:p>
         </w:tc>
@@ -3272,7 +4470,49 @@
           </w:tcPr>
           <w:p>
             <w:r>
-              <w:t>Using Exercise 5, conclude ∂̸_xΔ_F(x−y)=θ(τ)∂̸_xD(x−y)+θ(−τ)∂̸_xD(y−x), with no extra delta-function term surviving.</w:t>
+              <w:rPr>
+                <w:b/>
+              </w:rPr>
+              <w:t>Core.</w:t>
+            </w:r>
+            <w:r>
+              <w:t xml:space="preserve"> Using Exercise 5, conclude ∂̸</w:t>
+            </w:r>
+            <w:r>
+              <w:rPr>
+                <w:vertAlign w:val="subscript"/>
+              </w:rPr>
+              <w:t>x</w:t>
+            </w:r>
+            <w:r>
+              <w:t>Δ</w:t>
+            </w:r>
+            <w:r>
+              <w:rPr>
+                <w:vertAlign w:val="subscript"/>
+              </w:rPr>
+              <w:t>F</w:t>
+            </w:r>
+            <w:r>
+              <w:t>(x−y)=θ(τ)∂̸</w:t>
+            </w:r>
+            <w:r>
+              <w:rPr>
+                <w:vertAlign w:val="subscript"/>
+              </w:rPr>
+              <w:t>x</w:t>
+            </w:r>
+            <w:r>
+              <w:t>D(x−y)+θ(−τ)∂̸</w:t>
+            </w:r>
+            <w:r>
+              <w:rPr>
+                <w:vertAlign w:val="subscript"/>
+              </w:rPr>
+              <w:t>x</w:t>
+            </w:r>
+            <w:r>
+              <w:t>D(y−x), with no extra delta-function term surviving.</w:t>
             </w:r>
           </w:p>
         </w:tc>
@@ -3308,7 +4548,58 @@
           </w:tcPr>
           <w:p>
             <w:r>
-              <w:t>Multiply Exercise 6 by i, add mΔ_F, and use S(x−y)=(i∂̸_x+m)D(x−y) (Lesson 37, Section 5.1) to derive S_F(x−y)=(i∂̸_x+m)Δ_F(x−y).</w:t>
+              <w:rPr>
+                <w:b/>
+              </w:rPr>
+              <w:t>Extension.</w:t>
+            </w:r>
+            <w:r>
+              <w:t xml:space="preserve"> Multiply Exercise 6 by i, add mΔ</w:t>
+            </w:r>
+            <w:r>
+              <w:rPr>
+                <w:vertAlign w:val="subscript"/>
+              </w:rPr>
+              <w:t>F</w:t>
+            </w:r>
+            <w:r>
+              <w:t>, and use S(x−y)=(i∂̸</w:t>
+            </w:r>
+            <w:r>
+              <w:rPr>
+                <w:vertAlign w:val="subscript"/>
+              </w:rPr>
+              <w:t>x</w:t>
+            </w:r>
+            <w:r>
+              <w:t>+m)D(x−y) (Lesson 37, Section 5.1) to derive S</w:t>
+            </w:r>
+            <w:r>
+              <w:rPr>
+                <w:vertAlign w:val="subscript"/>
+              </w:rPr>
+              <w:t>F</w:t>
+            </w:r>
+            <w:r>
+              <w:t>(x−y)=(i∂̸</w:t>
+            </w:r>
+            <w:r>
+              <w:rPr>
+                <w:vertAlign w:val="subscript"/>
+              </w:rPr>
+              <w:t>x</w:t>
+            </w:r>
+            <w:r>
+              <w:t>+m)Δ</w:t>
+            </w:r>
+            <w:r>
+              <w:rPr>
+                <w:vertAlign w:val="subscript"/>
+              </w:rPr>
+              <w:t>F</w:t>
+            </w:r>
+            <w:r>
+              <w:t>(x−y).</w:t>
             </w:r>
           </w:p>
         </w:tc>
@@ -3346,7 +4637,40 @@
           </w:tcPr>
           <w:p>
             <w:r>
-              <w:t>Using (i∂̸−m)(i∂̸+m)=−□−m² (Lesson 37, Worked example 5) and Lesson 46's (□+m²)Δ_F=−iδ⁴(x−y), derive (i∂̸_x−m)S_F(x−y)=iδ⁴(x−y).</w:t>
+              <w:rPr>
+                <w:b/>
+              </w:rPr>
+              <w:t>Core.</w:t>
+            </w:r>
+            <w:r>
+              <w:t xml:space="preserve"> Using (i∂̸−m)(i∂̸+m)=−□−m² (Lesson 37, Worked example 5) and Lesson 46's (□+m²)Δ</w:t>
+            </w:r>
+            <w:r>
+              <w:rPr>
+                <w:vertAlign w:val="subscript"/>
+              </w:rPr>
+              <w:t>F</w:t>
+            </w:r>
+            <w:r>
+              <w:t>=−iδ⁴(x−y), derive (i∂̸</w:t>
+            </w:r>
+            <w:r>
+              <w:rPr>
+                <w:vertAlign w:val="subscript"/>
+              </w:rPr>
+              <w:t>x</w:t>
+            </w:r>
+            <w:r>
+              <w:t>−m)S</w:t>
+            </w:r>
+            <w:r>
+              <w:rPr>
+                <w:vertAlign w:val="subscript"/>
+              </w:rPr>
+              <w:t>F</w:t>
+            </w:r>
+            <w:r>
+              <w:t>(x−y)=iδ⁴(x−y).</w:t>
             </w:r>
           </w:p>
         </w:tc>
@@ -3382,7 +4706,13 @@
           </w:tcPr>
           <w:p>
             <w:r>
-              <w:t>Explain, paralleling Lesson 46, Worked example 1, why S(x−y) alone cannot serve as a Green's function of the Dirac operator, referring to what equation it satisfies instead (Lesson 37, Worked example 5).</w:t>
+              <w:rPr>
+                <w:b/>
+              </w:rPr>
+              <w:t>Core.</w:t>
+            </w:r>
+            <w:r>
+              <w:t xml:space="preserve"> Explain, paralleling Lesson 46, Worked example 1, why S(x−y) alone cannot serve as a Green's function of the Dirac operator, referring to what equation it satisfies instead (Lesson 37, Worked example 5).</w:t>
             </w:r>
           </w:p>
         </w:tc>
@@ -3420,7 +4750,76 @@
           </w:tcPr>
           <w:p>
             <w:r>
-              <w:t>Verify i∂_μe^(−ipx)=p_μe^(−ipx) directly, and use it to derive i∂̸_xe^(−ip(x−y))=p̸e^(−ip(x−y)).</w:t>
+              <w:rPr>
+                <w:b/>
+              </w:rPr>
+              <w:t>Core.</w:t>
+            </w:r>
+            <w:r>
+              <w:t xml:space="preserve"> Verify i∂</w:t>
+            </w:r>
+            <w:r>
+              <w:rPr>
+                <w:vertAlign w:val="subscript"/>
+              </w:rPr>
+              <w:t>μ</w:t>
+            </w:r>
+            <w:r>
+              <w:t>e</w:t>
+            </w:r>
+            <w:r>
+              <w:rPr>
+                <w:vertAlign w:val="superscript"/>
+              </w:rPr>
+              <w:t>−ipx</w:t>
+            </w:r>
+            <w:r>
+              <w:t>=p</w:t>
+            </w:r>
+            <w:r>
+              <w:rPr>
+                <w:vertAlign w:val="subscript"/>
+              </w:rPr>
+              <w:t>μ</w:t>
+            </w:r>
+            <w:r>
+              <w:t>e</w:t>
+            </w:r>
+            <w:r>
+              <w:rPr>
+                <w:vertAlign w:val="superscript"/>
+              </w:rPr>
+              <w:t>−ipx</w:t>
+            </w:r>
+            <w:r>
+              <w:t xml:space="preserve"> directly, and use it to derive i∂̸</w:t>
+            </w:r>
+            <w:r>
+              <w:rPr>
+                <w:vertAlign w:val="subscript"/>
+              </w:rPr>
+              <w:t>x</w:t>
+            </w:r>
+            <w:r>
+              <w:t>e</w:t>
+            </w:r>
+            <w:r>
+              <w:rPr>
+                <w:vertAlign w:val="superscript"/>
+              </w:rPr>
+              <w:t>−ip(x−y)</w:t>
+            </w:r>
+            <w:r>
+              <w:t>=p̸e</w:t>
+            </w:r>
+            <w:r>
+              <w:rPr>
+                <w:vertAlign w:val="superscript"/>
+              </w:rPr>
+              <w:t>−ip(x−y)</w:t>
+            </w:r>
+            <w:r>
+              <w:t>.</w:t>
             </w:r>
           </w:p>
         </w:tc>
@@ -3456,7 +4855,58 @@
           </w:tcPr>
           <w:p>
             <w:r>
-              <w:t>Substitute Exercise 10's result into (i∂̸_x+m)Δ_F(x−y)'s momentum integral to derive S_F(x−y)=∫d⁴p/(2π)⁴ i(p̸+m)/(p²−m²+iε) e^(−ip(x−y)), confirming Lesson 37's preview of S_F(p).</w:t>
+              <w:rPr>
+                <w:b/>
+              </w:rPr>
+              <w:t>Extension.</w:t>
+            </w:r>
+            <w:r>
+              <w:t xml:space="preserve"> Substitute Exercise 10's result into (i∂̸</w:t>
+            </w:r>
+            <w:r>
+              <w:rPr>
+                <w:vertAlign w:val="subscript"/>
+              </w:rPr>
+              <w:t>x</w:t>
+            </w:r>
+            <w:r>
+              <w:t>+m)Δ</w:t>
+            </w:r>
+            <w:r>
+              <w:rPr>
+                <w:vertAlign w:val="subscript"/>
+              </w:rPr>
+              <w:t>F</w:t>
+            </w:r>
+            <w:r>
+              <w:t>(x−y)'s momentum integral to derive S</w:t>
+            </w:r>
+            <w:r>
+              <w:rPr>
+                <w:vertAlign w:val="subscript"/>
+              </w:rPr>
+              <w:t>F</w:t>
+            </w:r>
+            <w:r>
+              <w:t>(x−y)=∫d⁴p/(2π)⁴ i(p̸+m)/(p²−m²+iε) e</w:t>
+            </w:r>
+            <w:r>
+              <w:rPr>
+                <w:vertAlign w:val="superscript"/>
+              </w:rPr>
+              <w:t>−ip(x−y)</w:t>
+            </w:r>
+            <w:r>
+              <w:t>, confirming Lesson 37's preview of S</w:t>
+            </w:r>
+            <w:r>
+              <w:rPr>
+                <w:vertAlign w:val="subscript"/>
+              </w:rPr>
+              <w:t>F</w:t>
+            </w:r>
+            <w:r>
+              <w:t>(p).</w:t>
             </w:r>
           </w:p>
         </w:tc>
@@ -3494,7 +4944,22 @@
           </w:tcPr>
           <w:p>
             <w:r>
-              <w:t>Verify (p̸−m)(p̸+m)=p²−m² using p̸p̸=p² (Lesson 21), and use this to confirm (p̸−m)S_F(p)→i as ε→0⁺, matching Section 3.1's position-space Green's function property under the Fourier transform.</w:t>
+              <w:rPr>
+                <w:b/>
+              </w:rPr>
+              <w:t>Extension.</w:t>
+            </w:r>
+            <w:r>
+              <w:t xml:space="preserve"> Verify (p̸−m)(p̸+m)=p²−m² using p̸p̸=p² (Lesson 21), and use this to confirm (p̸−m)S</w:t>
+            </w:r>
+            <w:r>
+              <w:rPr>
+                <w:vertAlign w:val="subscript"/>
+              </w:rPr>
+              <w:t>F</w:t>
+            </w:r>
+            <w:r>
+              <w:t>(p)→i as ε→0⁺, matching Section 3.1's position-space Green's function property under the Fourier transform.</w:t>
             </w:r>
           </w:p>
         </w:tc>
@@ -3530,7 +4995,67 @@
           </w:tcPr>
           <w:p>
             <w:r>
-              <w:t>Using p²−m²=(p⁰−E_p)(p⁰+E_p), show that near p⁰≈E_p, S_F(p)≈i(p̸+m)/(2E_p(p⁰−E_p+iε′)), identifying the coefficient of the simple pole.</w:t>
+              <w:rPr>
+                <w:b/>
+              </w:rPr>
+              <w:t>Extension.</w:t>
+            </w:r>
+            <w:r>
+              <w:t xml:space="preserve"> Using p²−m²=(p⁰−E</w:t>
+            </w:r>
+            <w:r>
+              <w:rPr>
+                <w:vertAlign w:val="subscript"/>
+              </w:rPr>
+              <w:t>p</w:t>
+            </w:r>
+            <w:r>
+              <w:t>)(p⁰+E</w:t>
+            </w:r>
+            <w:r>
+              <w:rPr>
+                <w:vertAlign w:val="subscript"/>
+              </w:rPr>
+              <w:t>p</w:t>
+            </w:r>
+            <w:r>
+              <w:t>), show that near p⁰≈E</w:t>
+            </w:r>
+            <w:r>
+              <w:rPr>
+                <w:vertAlign w:val="subscript"/>
+              </w:rPr>
+              <w:t>p</w:t>
+            </w:r>
+            <w:r>
+              <w:t>, S</w:t>
+            </w:r>
+            <w:r>
+              <w:rPr>
+                <w:vertAlign w:val="subscript"/>
+              </w:rPr>
+              <w:t>F</w:t>
+            </w:r>
+            <w:r>
+              <w:t>(p)≈i(p̸+m)/(2E</w:t>
+            </w:r>
+            <w:r>
+              <w:rPr>
+                <w:vertAlign w:val="subscript"/>
+              </w:rPr>
+              <w:t>p</w:t>
+            </w:r>
+            <w:r>
+              <w:t>(p⁰−E</w:t>
+            </w:r>
+            <w:r>
+              <w:rPr>
+                <w:vertAlign w:val="subscript"/>
+              </w:rPr>
+              <w:t>p</w:t>
+            </w:r>
+            <w:r>
+              <w:t>+iε′)), identifying the coefficient of the simple pole.</w:t>
             </w:r>
           </w:p>
         </w:tc>
@@ -3568,7 +5093,49 @@
           </w:tcPr>
           <w:p>
             <w:r>
-              <w:t>Using the completeness relation Σ_su_s(p)ū_s(p)=p̸+m, state what Exercise 13's residue equals when p is on shell (p⁰=E_p).</w:t>
+              <w:rPr>
+                <w:b/>
+              </w:rPr>
+              <w:t>Core.</w:t>
+            </w:r>
+            <w:r>
+              <w:t xml:space="preserve"> Using the completeness relation Σ</w:t>
+            </w:r>
+            <w:r>
+              <w:rPr>
+                <w:vertAlign w:val="subscript"/>
+              </w:rPr>
+              <w:t>s</w:t>
+            </w:r>
+            <w:r>
+              <w:t>u</w:t>
+            </w:r>
+            <w:r>
+              <w:rPr>
+                <w:vertAlign w:val="subscript"/>
+              </w:rPr>
+              <w:t>s</w:t>
+            </w:r>
+            <w:r>
+              <w:t>(p)ū</w:t>
+            </w:r>
+            <w:r>
+              <w:rPr>
+                <w:vertAlign w:val="subscript"/>
+              </w:rPr>
+              <w:t>s</w:t>
+            </w:r>
+            <w:r>
+              <w:t>(p)=p̸+m, state what Exercise 13's residue equals when p is on shell (p⁰=E</w:t>
+            </w:r>
+            <w:r>
+              <w:rPr>
+                <w:vertAlign w:val="subscript"/>
+              </w:rPr>
+              <w:t>p</w:t>
+            </w:r>
+            <w:r>
+              <w:t>).</w:t>
             </w:r>
           </w:p>
         </w:tc>
@@ -3604,7 +5171,31 @@
           </w:tcPr>
           <w:p>
             <w:r>
-              <w:t>Explain, in one or two sentences, why an internal electron line's propagator must implicitly sum over spin states, unlike an external line, which carries one definite spinor u_s(p) or ū_s(p′).</w:t>
+              <w:rPr>
+                <w:b/>
+              </w:rPr>
+              <w:t>Extension.</w:t>
+            </w:r>
+            <w:r>
+              <w:t xml:space="preserve"> Explain, in one or two sentences, why an internal electron line's propagator must implicitly sum over spin states, unlike an external line, which carries one definite spinor u</w:t>
+            </w:r>
+            <w:r>
+              <w:rPr>
+                <w:vertAlign w:val="subscript"/>
+              </w:rPr>
+              <w:t>s</w:t>
+            </w:r>
+            <w:r>
+              <w:t>(p) or ū</w:t>
+            </w:r>
+            <w:r>
+              <w:rPr>
+                <w:vertAlign w:val="subscript"/>
+              </w:rPr>
+              <w:t>s</w:t>
+            </w:r>
+            <w:r>
+              <w:t>(p′).</w:t>
             </w:r>
           </w:p>
         </w:tc>
@@ -3642,7 +5233,22 @@
           </w:tcPr>
           <w:p>
             <w:r>
-              <w:t>Challenge: predict, by analogy with this lesson's strategy (apply a first-order differential operator to Δ_F), what general approach Lesson 48 might use to build the photon propagator from the Coulomb-gauge field of Lesson 38, and state one reason you would expect that construction to require an extra step not needed here, referring to the gauge conditions A⁰=0, ∇·A=0 already imposed in Lesson 38.</w:t>
+              <w:rPr>
+                <w:b/>
+              </w:rPr>
+              <w:t>Challenge.</w:t>
+            </w:r>
+            <w:r>
+              <w:t xml:space="preserve"> Predict, by analogy with this lesson's strategy (apply a first-order differential operator to Δ</w:t>
+            </w:r>
+            <w:r>
+              <w:rPr>
+                <w:vertAlign w:val="subscript"/>
+              </w:rPr>
+              <w:t>F</w:t>
+            </w:r>
+            <w:r>
+              <w:t>), what general approach Lesson 48 might use to build the photon propagator from the Coulomb-gauge field of Lesson 38, and state one reason you would expect that construction to require an extra step not needed here, referring to the gauge conditions A⁰=0, ∇·A=0 already imposed in Lesson 38.</w:t>
             </w:r>
           </w:p>
         </w:tc>
@@ -3659,6 +5265,14 @@
     <w:p>
       <w:r>
         <w:rPr>
+          <w:i/>
+        </w:rPr>
+        <w:t>Attempt each exercise before reading its solution. If you are stuck, read only the first sentence of the solution, then try again.</w:t>
+      </w:r>
+    </w:p>
+    <w:p>
+      <w:r>
+        <w:rPr>
           <w:b/>
         </w:rPr>
         <w:t>1.</w:t>
@@ -3667,7 +5281,16 @@
         <w:t xml:space="preserve"> </w:t>
       </w:r>
       <w:r>
-        <w:t>T{ψ(x)ψ̄(y)}=θ(x⁰−y⁰)ψ(x)ψ̄(y)−θ(y⁰−x⁰)ψ̄(y)ψ(x). Lesson 37, Section 6.2, established that every fermionic reordering carries a factor (−1)^P, with P the number of transpositions needed; swapping the order of ψ(x) and ψ̄(y) is a single transposition, so the term with the reversed ordering must carry an extra minus sign relative to the un-reversed term, exactly as written, in contrast with Lesson 46's bosonic definition, where no such sign appears because bosonic operators commute past each other freely.</w:t>
+        <w:t>T{ψ(x)ψ̄(y)}=θ(x⁰−y⁰)ψ(x)ψ̄(y)−θ(y⁰−x⁰)ψ̄(y)ψ(x). Lesson 37, Section 6.2, established that every fermionic reordering carries a factor (−1)</w:t>
+      </w:r>
+      <w:r>
+        <w:rPr>
+          <w:vertAlign w:val="superscript"/>
+        </w:rPr>
+        <w:t>P</w:t>
+      </w:r>
+      <w:r>
+        <w:t>, with P the number of transpositions needed; swapping the order of ψ(x) and ψ̄(y) is a single transposition, so the term with the reversed ordering must carry an extra minus sign relative to the un-reversed term, exactly as written, in contrast with Lesson 46's bosonic definition, where no such sign appears because bosonic operators commute past each other freely.</w:t>
       </w:r>
     </w:p>
     <w:p>
@@ -3681,7 +5304,34 @@
         <w:t xml:space="preserve"> </w:t>
       </w:r>
       <w:r>
-        <w:t>S_F(x−y)=θ(x⁰−y⁰)⟨0|ψ(x)ψ̄(y)|0⟩−θ(y⁰−x⁰)⟨0|ψ̄(y)ψ(x)|0⟩=θ(x⁰−y⁰)S(x−y)−θ(y⁰−x⁰)[−(i∂̸_x+m)D(y−x)]=θ(x⁰−y⁰)S(x−y)+θ(y⁰−x⁰)(i∂̸_x+m)D(y−x), the two minus signs (the one in the time-ordering definition and the one already in Lesson 37's formula) cancelling.</w:t>
+        <w:t>S</w:t>
+      </w:r>
+      <w:r>
+        <w:rPr>
+          <w:vertAlign w:val="subscript"/>
+        </w:rPr>
+        <w:t>F</w:t>
+      </w:r>
+      <w:r>
+        <w:t>(x−y)=θ(x⁰−y⁰)⟨0|ψ(x)ψ̄(y)|0⟩−θ(y⁰−x⁰)⟨0|ψ̄(y)ψ(x)|0⟩=θ(x⁰−y⁰)S(x−y)−θ(y⁰−x⁰)[−(i∂̸</w:t>
+      </w:r>
+      <w:r>
+        <w:rPr>
+          <w:vertAlign w:val="subscript"/>
+        </w:rPr>
+        <w:t>x</w:t>
+      </w:r>
+      <w:r>
+        <w:t>+m)D(y−x)]=θ(x⁰−y⁰)S(x−y)+θ(y⁰−x⁰)(i∂̸</w:t>
+      </w:r>
+      <w:r>
+        <w:rPr>
+          <w:vertAlign w:val="subscript"/>
+        </w:rPr>
+        <w:t>x</w:t>
+      </w:r>
+      <w:r>
+        <w:t>+m)D(y−x), the two minus signs (the one in the time-ordering definition and the one already in Lesson 37's formula) cancelling.</w:t>
       </w:r>
     </w:p>
     <w:p>
@@ -3695,7 +5345,106 @@
         <w:t xml:space="preserve"> </w:t>
       </w:r>
       <w:r>
-        <w:t>∂̸_x[θ(τ)D(x−y)]=γ⁰∂_t[θ(τ)D(x−y)]+γ^i∂_i[θ(τ)D(x−y)]. The γ^i∂_i piece passes through θ(τ) untouched (τ depends only on x⁰), giving θ(τ)γ^i∂_iD(x−y). The γ⁰∂_t piece gives γ⁰[δ(τ)D(x−y)+θ(τ)∂_tD(x−y)] by the product rule. Combining, the delta-function term is γ⁰δ(τ)D(x−y), and the remainder is θ(τ)∂̸_xD(x−y).</w:t>
+        <w:t>∂̸</w:t>
+      </w:r>
+      <w:r>
+        <w:rPr>
+          <w:vertAlign w:val="subscript"/>
+        </w:rPr>
+        <w:t>x</w:t>
+      </w:r>
+      <w:r>
+        <w:t>[θ(τ)D(x−y)]=γ⁰∂</w:t>
+      </w:r>
+      <w:r>
+        <w:rPr>
+          <w:vertAlign w:val="subscript"/>
+        </w:rPr>
+        <w:t>t</w:t>
+      </w:r>
+      <w:r>
+        <w:t>[θ(τ)D(x−y)]+γ</w:t>
+      </w:r>
+      <w:r>
+        <w:rPr>
+          <w:vertAlign w:val="superscript"/>
+        </w:rPr>
+        <w:t>i</w:t>
+      </w:r>
+      <w:r>
+        <w:t>∂</w:t>
+      </w:r>
+      <w:r>
+        <w:rPr>
+          <w:vertAlign w:val="subscript"/>
+        </w:rPr>
+        <w:t>i</w:t>
+      </w:r>
+      <w:r>
+        <w:t>[θ(τ)D(x−y)]. The γ</w:t>
+      </w:r>
+      <w:r>
+        <w:rPr>
+          <w:vertAlign w:val="superscript"/>
+        </w:rPr>
+        <w:t>i</w:t>
+      </w:r>
+      <w:r>
+        <w:t>∂</w:t>
+      </w:r>
+      <w:r>
+        <w:rPr>
+          <w:vertAlign w:val="subscript"/>
+        </w:rPr>
+        <w:t>i</w:t>
+      </w:r>
+      <w:r>
+        <w:t xml:space="preserve"> piece passes through θ(τ) untouched (τ depends only on x⁰), giving θ(τ)γ</w:t>
+      </w:r>
+      <w:r>
+        <w:rPr>
+          <w:vertAlign w:val="superscript"/>
+        </w:rPr>
+        <w:t>i</w:t>
+      </w:r>
+      <w:r>
+        <w:t>∂</w:t>
+      </w:r>
+      <w:r>
+        <w:rPr>
+          <w:vertAlign w:val="subscript"/>
+        </w:rPr>
+        <w:t>i</w:t>
+      </w:r>
+      <w:r>
+        <w:t>D(x−y). The γ⁰∂</w:t>
+      </w:r>
+      <w:r>
+        <w:rPr>
+          <w:vertAlign w:val="subscript"/>
+        </w:rPr>
+        <w:t>t</w:t>
+      </w:r>
+      <w:r>
+        <w:t xml:space="preserve"> piece gives γ⁰[δ(τ)D(x−y)+θ(τ)∂</w:t>
+      </w:r>
+      <w:r>
+        <w:rPr>
+          <w:vertAlign w:val="subscript"/>
+        </w:rPr>
+        <w:t>t</w:t>
+      </w:r>
+      <w:r>
+        <w:t>D(x−y)] by the product rule. Combining, the delta-function term is γ⁰δ(τ)D(x−y), and the remainder is θ(τ)∂̸</w:t>
+      </w:r>
+      <w:r>
+        <w:rPr>
+          <w:vertAlign w:val="subscript"/>
+        </w:rPr>
+        <w:t>x</w:t>
+      </w:r>
+      <w:r>
+        <w:t>D(x−y).</w:t>
       </w:r>
     </w:p>
     <w:p>
@@ -3709,7 +5458,61 @@
         <w:t xml:space="preserve"> </w:t>
       </w:r>
       <w:r>
-        <w:t>By the identical method, using ∂_tθ(−τ)=−δ(τ), ∂̸_x[θ(−τ)D(y−x)]=γ⁰[−δ(τ)D(y−x)+θ(−τ)∂_tD(y−x)]+θ(−τ)γ^i∂_iD(y−x), giving a delta-function term −γ⁰δ(τ)D(y−x) and remainder θ(−τ)∂̸_xD(y−x).</w:t>
+        <w:t>By the identical method, using ∂</w:t>
+      </w:r>
+      <w:r>
+        <w:rPr>
+          <w:vertAlign w:val="subscript"/>
+        </w:rPr>
+        <w:t>t</w:t>
+      </w:r>
+      <w:r>
+        <w:t>θ(−τ)=−δ(τ), ∂̸</w:t>
+      </w:r>
+      <w:r>
+        <w:rPr>
+          <w:vertAlign w:val="subscript"/>
+        </w:rPr>
+        <w:t>x</w:t>
+      </w:r>
+      <w:r>
+        <w:t>[θ(−τ)D(y−x)]=γ⁰[−δ(τ)D(y−x)+θ(−τ)∂</w:t>
+      </w:r>
+      <w:r>
+        <w:rPr>
+          <w:vertAlign w:val="subscript"/>
+        </w:rPr>
+        <w:t>t</w:t>
+      </w:r>
+      <w:r>
+        <w:t>D(y−x)]+θ(−τ)γ</w:t>
+      </w:r>
+      <w:r>
+        <w:rPr>
+          <w:vertAlign w:val="superscript"/>
+        </w:rPr>
+        <w:t>i</w:t>
+      </w:r>
+      <w:r>
+        <w:t>∂</w:t>
+      </w:r>
+      <w:r>
+        <w:rPr>
+          <w:vertAlign w:val="subscript"/>
+        </w:rPr>
+        <w:t>i</w:t>
+      </w:r>
+      <w:r>
+        <w:t>D(y−x), giving a delta-function term −γ⁰δ(τ)D(y−x) and remainder θ(−τ)∂̸</w:t>
+      </w:r>
+      <w:r>
+        <w:rPr>
+          <w:vertAlign w:val="subscript"/>
+        </w:rPr>
+        <w:t>x</w:t>
+      </w:r>
+      <w:r>
+        <w:t>D(y−x).</w:t>
       </w:r>
     </w:p>
     <w:p>
@@ -3737,7 +5540,43 @@
         <w:t xml:space="preserve"> </w:t>
       </w:r>
       <w:r>
-        <w:t>Adding the two remainders from Exercises 3 and 4, with the delta-function terms cancelled per Exercise 5, ∂̸_xΔ_F(x−y)=θ(τ)∂̸_xD(x−y)+θ(−τ)∂̸_xD(y−x), exactly as claimed, with no additional term.</w:t>
+        <w:t>Adding the two remainders from Exercises 3 and 4, with the delta-function terms cancelled per Exercise 5, ∂̸</w:t>
+      </w:r>
+      <w:r>
+        <w:rPr>
+          <w:vertAlign w:val="subscript"/>
+        </w:rPr>
+        <w:t>x</w:t>
+      </w:r>
+      <w:r>
+        <w:t>Δ</w:t>
+      </w:r>
+      <w:r>
+        <w:rPr>
+          <w:vertAlign w:val="subscript"/>
+        </w:rPr>
+        <w:t>F</w:t>
+      </w:r>
+      <w:r>
+        <w:t>(x−y)=θ(τ)∂̸</w:t>
+      </w:r>
+      <w:r>
+        <w:rPr>
+          <w:vertAlign w:val="subscript"/>
+        </w:rPr>
+        <w:t>x</w:t>
+      </w:r>
+      <w:r>
+        <w:t>D(x−y)+θ(−τ)∂̸</w:t>
+      </w:r>
+      <w:r>
+        <w:rPr>
+          <w:vertAlign w:val="subscript"/>
+        </w:rPr>
+        <w:t>x</w:t>
+      </w:r>
+      <w:r>
+        <w:t>D(y−x), exactly as claimed, with no additional term.</w:t>
       </w:r>
     </w:p>
     <w:p>
@@ -3751,7 +5590,124 @@
         <w:t xml:space="preserve"> </w:t>
       </w:r>
       <w:r>
-        <w:t>Multiplying Exercise 6 by i and adding mΔ_F=m[θ(τ)D(x−y)+θ(−τ)D(y−x)]: (i∂̸_x+m)Δ_F=θ(τ)[i∂̸_xD(x−y)+mD(x−y)]+θ(−τ)[i∂̸_xD(y−x)+mD(y−x)]=θ(τ)(i∂̸_x+m)D(x−y)+θ(−τ)(i∂̸_x+m)D(y−x). Using S(x−y)=(i∂̸_x+m)D(x−y) (Lesson 37, Section 5.1) for the first term, this is θ(τ)S(x−y)+θ(−τ)(i∂̸_x+m)D(y−x), exactly Exercise 2's expression for S_F(x−y), so S_F(x−y)=(i∂̸_x+m)Δ_F(x−y).</w:t>
+        <w:t>Multiplying Exercise 6 by i and adding mΔ</w:t>
+      </w:r>
+      <w:r>
+        <w:rPr>
+          <w:vertAlign w:val="subscript"/>
+        </w:rPr>
+        <w:t>F</w:t>
+      </w:r>
+      <w:r>
+        <w:t>=m[θ(τ)D(x−y)+θ(−τ)D(y−x)]: (i∂̸</w:t>
+      </w:r>
+      <w:r>
+        <w:rPr>
+          <w:vertAlign w:val="subscript"/>
+        </w:rPr>
+        <w:t>x</w:t>
+      </w:r>
+      <w:r>
+        <w:t>+m)Δ</w:t>
+      </w:r>
+      <w:r>
+        <w:rPr>
+          <w:vertAlign w:val="subscript"/>
+        </w:rPr>
+        <w:t>F</w:t>
+      </w:r>
+      <w:r>
+        <w:t>=θ(τ)[i∂̸</w:t>
+      </w:r>
+      <w:r>
+        <w:rPr>
+          <w:vertAlign w:val="subscript"/>
+        </w:rPr>
+        <w:t>x</w:t>
+      </w:r>
+      <w:r>
+        <w:t>D(x−y)+mD(x−y)]+θ(−τ)[i∂̸</w:t>
+      </w:r>
+      <w:r>
+        <w:rPr>
+          <w:vertAlign w:val="subscript"/>
+        </w:rPr>
+        <w:t>x</w:t>
+      </w:r>
+      <w:r>
+        <w:t>D(y−x)+mD(y−x)]=θ(τ)(i∂̸</w:t>
+      </w:r>
+      <w:r>
+        <w:rPr>
+          <w:vertAlign w:val="subscript"/>
+        </w:rPr>
+        <w:t>x</w:t>
+      </w:r>
+      <w:r>
+        <w:t>+m)D(x−y)+θ(−τ)(i∂̸</w:t>
+      </w:r>
+      <w:r>
+        <w:rPr>
+          <w:vertAlign w:val="subscript"/>
+        </w:rPr>
+        <w:t>x</w:t>
+      </w:r>
+      <w:r>
+        <w:t>+m)D(y−x). Using S(x−y)=(i∂̸</w:t>
+      </w:r>
+      <w:r>
+        <w:rPr>
+          <w:vertAlign w:val="subscript"/>
+        </w:rPr>
+        <w:t>x</w:t>
+      </w:r>
+      <w:r>
+        <w:t>+m)D(x−y) (Lesson 37, Section 5.1) for the first term, this is θ(τ)S(x−y)+θ(−τ)(i∂̸</w:t>
+      </w:r>
+      <w:r>
+        <w:rPr>
+          <w:vertAlign w:val="subscript"/>
+        </w:rPr>
+        <w:t>x</w:t>
+      </w:r>
+      <w:r>
+        <w:t>+m)D(y−x), exactly Exercise 2's expression for S</w:t>
+      </w:r>
+      <w:r>
+        <w:rPr>
+          <w:vertAlign w:val="subscript"/>
+        </w:rPr>
+        <w:t>F</w:t>
+      </w:r>
+      <w:r>
+        <w:t>(x−y), so S</w:t>
+      </w:r>
+      <w:r>
+        <w:rPr>
+          <w:vertAlign w:val="subscript"/>
+        </w:rPr>
+        <w:t>F</w:t>
+      </w:r>
+      <w:r>
+        <w:t>(x−y)=(i∂̸</w:t>
+      </w:r>
+      <w:r>
+        <w:rPr>
+          <w:vertAlign w:val="subscript"/>
+        </w:rPr>
+        <w:t>x</w:t>
+      </w:r>
+      <w:r>
+        <w:t>+m)Δ</w:t>
+      </w:r>
+      <w:r>
+        <w:rPr>
+          <w:vertAlign w:val="subscript"/>
+        </w:rPr>
+        <w:t>F</w:t>
+      </w:r>
+      <w:r>
+        <w:t>(x−y).</w:t>
       </w:r>
     </w:p>
     <w:p>
@@ -3765,7 +5721,97 @@
         <w:t xml:space="preserve"> </w:t>
       </w:r>
       <w:r>
-        <w:t>(i∂̸_x−m)S_F(x−y)=(i∂̸_x−m)(i∂̸_x+m)Δ_F(x−y)=(−∂̸_x∂̸_x−m²)Δ_F(x−y)=−(□+m²)Δ_F(x−y) (using ∂̸∂̸=□). Substituting Lesson 46's (□+m²)Δ_F(x−y)=−iδ⁴(x−y), this is −(−iδ⁴(x−y))=iδ⁴(x−y).</w:t>
+        <w:t>(i∂̸</w:t>
+      </w:r>
+      <w:r>
+        <w:rPr>
+          <w:vertAlign w:val="subscript"/>
+        </w:rPr>
+        <w:t>x</w:t>
+      </w:r>
+      <w:r>
+        <w:t>−m)S</w:t>
+      </w:r>
+      <w:r>
+        <w:rPr>
+          <w:vertAlign w:val="subscript"/>
+        </w:rPr>
+        <w:t>F</w:t>
+      </w:r>
+      <w:r>
+        <w:t>(x−y)=(i∂̸</w:t>
+      </w:r>
+      <w:r>
+        <w:rPr>
+          <w:vertAlign w:val="subscript"/>
+        </w:rPr>
+        <w:t>x</w:t>
+      </w:r>
+      <w:r>
+        <w:t>−m)(i∂̸</w:t>
+      </w:r>
+      <w:r>
+        <w:rPr>
+          <w:vertAlign w:val="subscript"/>
+        </w:rPr>
+        <w:t>x</w:t>
+      </w:r>
+      <w:r>
+        <w:t>+m)Δ</w:t>
+      </w:r>
+      <w:r>
+        <w:rPr>
+          <w:vertAlign w:val="subscript"/>
+        </w:rPr>
+        <w:t>F</w:t>
+      </w:r>
+      <w:r>
+        <w:t>(x−y)=(−∂̸</w:t>
+      </w:r>
+      <w:r>
+        <w:rPr>
+          <w:vertAlign w:val="subscript"/>
+        </w:rPr>
+        <w:t>x</w:t>
+      </w:r>
+      <w:r>
+        <w:t>∂̸</w:t>
+      </w:r>
+      <w:r>
+        <w:rPr>
+          <w:vertAlign w:val="subscript"/>
+        </w:rPr>
+        <w:t>x</w:t>
+      </w:r>
+      <w:r>
+        <w:t>−m²)Δ</w:t>
+      </w:r>
+      <w:r>
+        <w:rPr>
+          <w:vertAlign w:val="subscript"/>
+        </w:rPr>
+        <w:t>F</w:t>
+      </w:r>
+      <w:r>
+        <w:t>(x−y)=−(□+m²)Δ</w:t>
+      </w:r>
+      <w:r>
+        <w:rPr>
+          <w:vertAlign w:val="subscript"/>
+        </w:rPr>
+        <w:t>F</w:t>
+      </w:r>
+      <w:r>
+        <w:t>(x−y) (using ∂̸∂̸=□). Substituting Lesson 46's (□+m²)Δ</w:t>
+      </w:r>
+      <w:r>
+        <w:rPr>
+          <w:vertAlign w:val="subscript"/>
+        </w:rPr>
+        <w:t>F</w:t>
+      </w:r>
+      <w:r>
+        <w:t>(x−y)=−iδ⁴(x−y), this is −(−iδ⁴(x−y))=iδ⁴(x−y).</w:t>
       </w:r>
     </w:p>
     <w:p>
@@ -3779,7 +5825,25 @@
         <w:t xml:space="preserve"> </w:t>
       </w:r>
       <w:r>
-        <w:t>Lesson 37, Worked example 5, showed (i∂̸_x−m)S(x−y)=0 directly, the homogeneous Dirac equation with no source term; a Green's function must instead satisfy the inhomogeneous equation with a delta-function source on the right, the property Exercise 8 verified for S_F but not for S(x−y) alone.</w:t>
+        <w:t>Lesson 37, Worked example 5, showed (i∂̸</w:t>
+      </w:r>
+      <w:r>
+        <w:rPr>
+          <w:vertAlign w:val="subscript"/>
+        </w:rPr>
+        <w:t>x</w:t>
+      </w:r>
+      <w:r>
+        <w:t>−m)S(x−y)=0 directly, the homogeneous Dirac equation with no source term; a Green's function must instead satisfy the inhomogeneous equation with a delta-function source on the right, the property Exercise 8 verified for S</w:t>
+      </w:r>
+      <w:r>
+        <w:rPr>
+          <w:vertAlign w:val="subscript"/>
+        </w:rPr>
+        <w:t>F</w:t>
+      </w:r>
+      <w:r>
+        <w:t xml:space="preserve"> but not for S(x−y) alone.</w:t>
       </w:r>
     </w:p>
     <w:p>
@@ -3793,7 +5857,205 @@
         <w:t xml:space="preserve"> </w:t>
       </w:r>
       <w:r>
-        <w:t>∂_μe^(−ipx)=∂_μe^(−ip_νx^ν)=−ip_μe^(−ipx), so i∂_μe^(−ipx)=i(−ip_μ)e^(−ipx)=p_μe^(−ipx). Contracting with γ^μ, i∂̸_xe^(−ip(x−y))=iγ^μ∂_(x^μ)e^(−ip(x−y))=γ^μp_μe^(−ip(x−y))=p̸e^(−ip(x−y)).</w:t>
+        <w:t>∂</w:t>
+      </w:r>
+      <w:r>
+        <w:rPr>
+          <w:vertAlign w:val="subscript"/>
+        </w:rPr>
+        <w:t>μ</w:t>
+      </w:r>
+      <w:r>
+        <w:t>e</w:t>
+      </w:r>
+      <w:r>
+        <w:rPr>
+          <w:vertAlign w:val="superscript"/>
+        </w:rPr>
+        <w:t>−ipx</w:t>
+      </w:r>
+      <w:r>
+        <w:t>=∂</w:t>
+      </w:r>
+      <w:r>
+        <w:rPr>
+          <w:vertAlign w:val="subscript"/>
+        </w:rPr>
+        <w:t>μ</w:t>
+      </w:r>
+      <w:r>
+        <w:t>e</w:t>
+      </w:r>
+      <w:r>
+        <w:rPr>
+          <w:vertAlign w:val="superscript"/>
+        </w:rPr>
+        <w:t>−ip_νx^ν</w:t>
+      </w:r>
+      <w:r>
+        <w:t>=−ip</w:t>
+      </w:r>
+      <w:r>
+        <w:rPr>
+          <w:vertAlign w:val="subscript"/>
+        </w:rPr>
+        <w:t>μ</w:t>
+      </w:r>
+      <w:r>
+        <w:t>e</w:t>
+      </w:r>
+      <w:r>
+        <w:rPr>
+          <w:vertAlign w:val="superscript"/>
+        </w:rPr>
+        <w:t>−ipx</w:t>
+      </w:r>
+      <w:r>
+        <w:t>, so i∂</w:t>
+      </w:r>
+      <w:r>
+        <w:rPr>
+          <w:vertAlign w:val="subscript"/>
+        </w:rPr>
+        <w:t>μ</w:t>
+      </w:r>
+      <w:r>
+        <w:t>e</w:t>
+      </w:r>
+      <w:r>
+        <w:rPr>
+          <w:vertAlign w:val="superscript"/>
+        </w:rPr>
+        <w:t>−ipx</w:t>
+      </w:r>
+      <w:r>
+        <w:t>=i(−ip</w:t>
+      </w:r>
+      <w:r>
+        <w:rPr>
+          <w:vertAlign w:val="subscript"/>
+        </w:rPr>
+        <w:t>μ</w:t>
+      </w:r>
+      <w:r>
+        <w:t>)e</w:t>
+      </w:r>
+      <w:r>
+        <w:rPr>
+          <w:vertAlign w:val="superscript"/>
+        </w:rPr>
+        <w:t>−ipx</w:t>
+      </w:r>
+      <w:r>
+        <w:t>=p</w:t>
+      </w:r>
+      <w:r>
+        <w:rPr>
+          <w:vertAlign w:val="subscript"/>
+        </w:rPr>
+        <w:t>μ</w:t>
+      </w:r>
+      <w:r>
+        <w:t>e</w:t>
+      </w:r>
+      <w:r>
+        <w:rPr>
+          <w:vertAlign w:val="superscript"/>
+        </w:rPr>
+        <w:t>−ipx</w:t>
+      </w:r>
+      <w:r>
+        <w:t>. Contracting with γ</w:t>
+      </w:r>
+      <w:r>
+        <w:rPr>
+          <w:vertAlign w:val="superscript"/>
+        </w:rPr>
+        <w:t>μ</w:t>
+      </w:r>
+      <w:r>
+        <w:t>, i∂̸</w:t>
+      </w:r>
+      <w:r>
+        <w:rPr>
+          <w:vertAlign w:val="subscript"/>
+        </w:rPr>
+        <w:t>x</w:t>
+      </w:r>
+      <w:r>
+        <w:t>e</w:t>
+      </w:r>
+      <w:r>
+        <w:rPr>
+          <w:vertAlign w:val="superscript"/>
+        </w:rPr>
+        <w:t>−ip(x−y)</w:t>
+      </w:r>
+      <w:r>
+        <w:t>=iγ</w:t>
+      </w:r>
+      <w:r>
+        <w:rPr>
+          <w:vertAlign w:val="superscript"/>
+        </w:rPr>
+        <w:t>μ</w:t>
+      </w:r>
+      <w:r>
+        <w:t>∂</w:t>
+      </w:r>
+      <w:r>
+        <w:rPr>
+          <w:vertAlign w:val="subscript"/>
+        </w:rPr>
+        <w:t>x^μ</w:t>
+      </w:r>
+      <w:r>
+        <w:t>e</w:t>
+      </w:r>
+      <w:r>
+        <w:rPr>
+          <w:vertAlign w:val="superscript"/>
+        </w:rPr>
+        <w:t>−ip(x−y)</w:t>
+      </w:r>
+      <w:r>
+        <w:t>=γ</w:t>
+      </w:r>
+      <w:r>
+        <w:rPr>
+          <w:vertAlign w:val="superscript"/>
+        </w:rPr>
+        <w:t>μ</w:t>
+      </w:r>
+      <w:r>
+        <w:t>p</w:t>
+      </w:r>
+      <w:r>
+        <w:rPr>
+          <w:vertAlign w:val="subscript"/>
+        </w:rPr>
+        <w:t>μ</w:t>
+      </w:r>
+      <w:r>
+        <w:t>e</w:t>
+      </w:r>
+      <w:r>
+        <w:rPr>
+          <w:vertAlign w:val="superscript"/>
+        </w:rPr>
+        <w:t>−ip(x−y)</w:t>
+      </w:r>
+      <w:r>
+        <w:t>=p̸e</w:t>
+      </w:r>
+      <w:r>
+        <w:rPr>
+          <w:vertAlign w:val="superscript"/>
+        </w:rPr>
+        <w:t>−ip(x−y)</w:t>
+      </w:r>
+      <w:r>
+        <w:t>.</w:t>
       </w:r>
     </w:p>
     <w:p>
@@ -3807,7 +6069,106 @@
         <w:t xml:space="preserve"> </w:t>
       </w:r>
       <w:r>
-        <w:t>(i∂̸_x+m)e^(−ip(x−y))=(p̸+m)e^(−ip(x−y)) (Exercise 10, plus the mΔ_F term contributing m unchanged). Substituting into (i∂̸_x+m)Δ_F(x−y)=(i∂̸_x+m)∫d⁴p/(2π)⁴ [i/(p²−m²+iε)]e^(−ip(x−y)) and passing the operator through the integral (which acts only on the exponential), S_F(x−y)=∫d⁴p/(2π)⁴ [i(p̸+m)/(p²−m²+iε)]e^(−ip(x−y)), giving S_F(p)=i(p̸+m)/(p²−m²+iε).</w:t>
+        <w:t>(i∂̸</w:t>
+      </w:r>
+      <w:r>
+        <w:rPr>
+          <w:vertAlign w:val="subscript"/>
+        </w:rPr>
+        <w:t>x</w:t>
+      </w:r>
+      <w:r>
+        <w:t>+m)e</w:t>
+      </w:r>
+      <w:r>
+        <w:rPr>
+          <w:vertAlign w:val="superscript"/>
+        </w:rPr>
+        <w:t>−ip(x−y)</w:t>
+      </w:r>
+      <w:r>
+        <w:t>=(p̸+m)e</w:t>
+      </w:r>
+      <w:r>
+        <w:rPr>
+          <w:vertAlign w:val="superscript"/>
+        </w:rPr>
+        <w:t>−ip(x−y)</w:t>
+      </w:r>
+      <w:r>
+        <w:t xml:space="preserve"> (Exercise 10, plus the mΔ</w:t>
+      </w:r>
+      <w:r>
+        <w:rPr>
+          <w:vertAlign w:val="subscript"/>
+        </w:rPr>
+        <w:t>F</w:t>
+      </w:r>
+      <w:r>
+        <w:t xml:space="preserve"> term contributing m unchanged). Substituting into (i∂̸</w:t>
+      </w:r>
+      <w:r>
+        <w:rPr>
+          <w:vertAlign w:val="subscript"/>
+        </w:rPr>
+        <w:t>x</w:t>
+      </w:r>
+      <w:r>
+        <w:t>+m)Δ</w:t>
+      </w:r>
+      <w:r>
+        <w:rPr>
+          <w:vertAlign w:val="subscript"/>
+        </w:rPr>
+        <w:t>F</w:t>
+      </w:r>
+      <w:r>
+        <w:t>(x−y)=(i∂̸</w:t>
+      </w:r>
+      <w:r>
+        <w:rPr>
+          <w:vertAlign w:val="subscript"/>
+        </w:rPr>
+        <w:t>x</w:t>
+      </w:r>
+      <w:r>
+        <w:t>+m)∫d⁴p/(2π)⁴ [i/(p²−m²+iε)]e</w:t>
+      </w:r>
+      <w:r>
+        <w:rPr>
+          <w:vertAlign w:val="superscript"/>
+        </w:rPr>
+        <w:t>−ip(x−y)</w:t>
+      </w:r>
+      <w:r>
+        <w:t xml:space="preserve"> and passing the operator through the integral (which acts only on the exponential), S</w:t>
+      </w:r>
+      <w:r>
+        <w:rPr>
+          <w:vertAlign w:val="subscript"/>
+        </w:rPr>
+        <w:t>F</w:t>
+      </w:r>
+      <w:r>
+        <w:t>(x−y)=∫d⁴p/(2π)⁴ [i(p̸+m)/(p²−m²+iε)]e</w:t>
+      </w:r>
+      <w:r>
+        <w:rPr>
+          <w:vertAlign w:val="superscript"/>
+        </w:rPr>
+        <w:t>−ip(x−y)</w:t>
+      </w:r>
+      <w:r>
+        <w:t>, giving S</w:t>
+      </w:r>
+      <w:r>
+        <w:rPr>
+          <w:vertAlign w:val="subscript"/>
+        </w:rPr>
+        <w:t>F</w:t>
+      </w:r>
+      <w:r>
+        <w:t>(p)=i(p̸+m)/(p²−m²+iε).</w:t>
       </w:r>
     </w:p>
     <w:p>
@@ -3821,7 +6182,43 @@
         <w:t xml:space="preserve"> </w:t>
       </w:r>
       <w:r>
-        <w:t>(p̸−m)(p̸+m)=p̸p̸+p̸m−mp̸−m²=p̸p̸−m² (the middle terms cancel since p̸ and the scalar m commute) =p²−m² (using p̸p̸=p², the standard gamma-matrix identity from Lesson 21). So (p̸−m)S_F(p)=(p̸−m)·i(p̸+m)/(p²−m²+iε)=i(p²−m²)/(p²−m²+iε)→i as ε→0⁺ for p²≠m², matching (i∂̸_x−m)S_F(x−y)=iδ⁴(x−y) under the Fourier correspondence i∂̸_x↔p̸.</w:t>
+        <w:t>(p̸−m)(p̸+m)=p̸p̸+p̸m−mp̸−m²=p̸p̸−m² (the middle terms cancel since p̸ and the scalar m commute) =p²−m² (using p̸p̸=p², the standard gamma-matrix identity from Lesson 21). So (p̸−m)S</w:t>
+      </w:r>
+      <w:r>
+        <w:rPr>
+          <w:vertAlign w:val="subscript"/>
+        </w:rPr>
+        <w:t>F</w:t>
+      </w:r>
+      <w:r>
+        <w:t>(p)=(p̸−m)·i(p̸+m)/(p²−m²+iε)=i(p²−m²)/(p²−m²+iε)→i as ε→0⁺ for p²≠m², matching (i∂̸</w:t>
+      </w:r>
+      <w:r>
+        <w:rPr>
+          <w:vertAlign w:val="subscript"/>
+        </w:rPr>
+        <w:t>x</w:t>
+      </w:r>
+      <w:r>
+        <w:t>−m)S</w:t>
+      </w:r>
+      <w:r>
+        <w:rPr>
+          <w:vertAlign w:val="subscript"/>
+        </w:rPr>
+        <w:t>F</w:t>
+      </w:r>
+      <w:r>
+        <w:t>(x−y)=iδ⁴(x−y) under the Fourier correspondence i∂̸</w:t>
+      </w:r>
+      <w:r>
+        <w:rPr>
+          <w:vertAlign w:val="subscript"/>
+        </w:rPr>
+        <w:t>x</w:t>
+      </w:r>
+      <w:r>
+        <w:t>↔p̸.</w:t>
       </w:r>
     </w:p>
     <w:p>
@@ -3835,7 +6232,115 @@
         <w:t xml:space="preserve"> </w:t>
       </w:r>
       <w:r>
-        <w:t>p²−m²=(p⁰)²−E_p²=(p⁰−E_p)(p⁰+E_p); near p⁰≈E_p, the second factor is approximately 2E_p, so p²−m²≈2E_p(p⁰−E_p). Substituting into S_F(p)=i(p̸+m)/(p²−m²+iε), and absorbing the iε into a shift of the pole as in Lesson 46, Section 5.1, S_F(p)≈i(p̸+m)/(2E_p(p⁰−E_p+iε′)), with p̸+m evaluated at p⁰=E_p (on shell) as the coefficient of the simple pole in p⁰.</w:t>
+        <w:t>p²−m²=(p⁰)²−E</w:t>
+      </w:r>
+      <w:r>
+        <w:rPr>
+          <w:vertAlign w:val="subscript"/>
+        </w:rPr>
+        <w:t>p</w:t>
+      </w:r>
+      <w:r>
+        <w:t>²=(p⁰−E</w:t>
+      </w:r>
+      <w:r>
+        <w:rPr>
+          <w:vertAlign w:val="subscript"/>
+        </w:rPr>
+        <w:t>p</w:t>
+      </w:r>
+      <w:r>
+        <w:t>)(p⁰+E</w:t>
+      </w:r>
+      <w:r>
+        <w:rPr>
+          <w:vertAlign w:val="subscript"/>
+        </w:rPr>
+        <w:t>p</w:t>
+      </w:r>
+      <w:r>
+        <w:t>); near p⁰≈E</w:t>
+      </w:r>
+      <w:r>
+        <w:rPr>
+          <w:vertAlign w:val="subscript"/>
+        </w:rPr>
+        <w:t>p</w:t>
+      </w:r>
+      <w:r>
+        <w:t>, the second factor is approximately 2E</w:t>
+      </w:r>
+      <w:r>
+        <w:rPr>
+          <w:vertAlign w:val="subscript"/>
+        </w:rPr>
+        <w:t>p</w:t>
+      </w:r>
+      <w:r>
+        <w:t>, so p²−m²≈2E</w:t>
+      </w:r>
+      <w:r>
+        <w:rPr>
+          <w:vertAlign w:val="subscript"/>
+        </w:rPr>
+        <w:t>p</w:t>
+      </w:r>
+      <w:r>
+        <w:t>(p⁰−E</w:t>
+      </w:r>
+      <w:r>
+        <w:rPr>
+          <w:vertAlign w:val="subscript"/>
+        </w:rPr>
+        <w:t>p</w:t>
+      </w:r>
+      <w:r>
+        <w:t>). Substituting into S</w:t>
+      </w:r>
+      <w:r>
+        <w:rPr>
+          <w:vertAlign w:val="subscript"/>
+        </w:rPr>
+        <w:t>F</w:t>
+      </w:r>
+      <w:r>
+        <w:t>(p)=i(p̸+m)/(p²−m²+iε), and absorbing the iε into a shift of the pole as in Lesson 46, Section 5.1, S</w:t>
+      </w:r>
+      <w:r>
+        <w:rPr>
+          <w:vertAlign w:val="subscript"/>
+        </w:rPr>
+        <w:t>F</w:t>
+      </w:r>
+      <w:r>
+        <w:t>(p)≈i(p̸+m)/(2E</w:t>
+      </w:r>
+      <w:r>
+        <w:rPr>
+          <w:vertAlign w:val="subscript"/>
+        </w:rPr>
+        <w:t>p</w:t>
+      </w:r>
+      <w:r>
+        <w:t>(p⁰−E</w:t>
+      </w:r>
+      <w:r>
+        <w:rPr>
+          <w:vertAlign w:val="subscript"/>
+        </w:rPr>
+        <w:t>p</w:t>
+      </w:r>
+      <w:r>
+        <w:t>+iε′)), with p̸+m evaluated at p⁰=E</w:t>
+      </w:r>
+      <w:r>
+        <w:rPr>
+          <w:vertAlign w:val="subscript"/>
+        </w:rPr>
+        <w:t>p</w:t>
+      </w:r>
+      <w:r>
+        <w:t xml:space="preserve"> (on shell) as the coefficient of the simple pole in p⁰.</w:t>
       </w:r>
     </w:p>
     <w:p>
@@ -3849,7 +6354,70 @@
         <w:t xml:space="preserve"> </w:t>
       </w:r>
       <w:r>
-        <w:t>At p⁰=E_p, the electron four-momentum p is on its mass shell, and the completeness relation Σ_su_s(p)ū_s(p)=p̸+m applies directly, so Exercise 13's residue coefficient, p̸+m evaluated on shell, equals exactly Σ_su_s(p)ū_s(p), the sum over both physical spin states of the on-shell electron.</w:t>
+        <w:t>At p⁰=E</w:t>
+      </w:r>
+      <w:r>
+        <w:rPr>
+          <w:vertAlign w:val="subscript"/>
+        </w:rPr>
+        <w:t>p</w:t>
+      </w:r>
+      <w:r>
+        <w:t>, the electron four-momentum p is on its mass shell, and the completeness relation Σ</w:t>
+      </w:r>
+      <w:r>
+        <w:rPr>
+          <w:vertAlign w:val="subscript"/>
+        </w:rPr>
+        <w:t>s</w:t>
+      </w:r>
+      <w:r>
+        <w:t>u</w:t>
+      </w:r>
+      <w:r>
+        <w:rPr>
+          <w:vertAlign w:val="subscript"/>
+        </w:rPr>
+        <w:t>s</w:t>
+      </w:r>
+      <w:r>
+        <w:t>(p)ū</w:t>
+      </w:r>
+      <w:r>
+        <w:rPr>
+          <w:vertAlign w:val="subscript"/>
+        </w:rPr>
+        <w:t>s</w:t>
+      </w:r>
+      <w:r>
+        <w:t>(p)=p̸+m applies directly, so Exercise 13's residue coefficient, p̸+m evaluated on shell, equals exactly Σ</w:t>
+      </w:r>
+      <w:r>
+        <w:rPr>
+          <w:vertAlign w:val="subscript"/>
+        </w:rPr>
+        <w:t>s</w:t>
+      </w:r>
+      <w:r>
+        <w:t>u</w:t>
+      </w:r>
+      <w:r>
+        <w:rPr>
+          <w:vertAlign w:val="subscript"/>
+        </w:rPr>
+        <w:t>s</w:t>
+      </w:r>
+      <w:r>
+        <w:t>(p)ū</w:t>
+      </w:r>
+      <w:r>
+        <w:rPr>
+          <w:vertAlign w:val="subscript"/>
+        </w:rPr>
+        <w:t>s</w:t>
+      </w:r>
+      <w:r>
+        <w:t>(p), the sum over both physical spin states of the on-shell electron.</w:t>
       </w:r>
     </w:p>
     <w:p>
@@ -3863,7 +6431,25 @@
         <w:t xml:space="preserve"> </w:t>
       </w:r>
       <w:r>
-        <w:t>An external line in a diagram is attached to a specific, measured (or prepared) particle with a definite spin, contributing its own specific u_s(p) or ū_s(p′) to the amplitude (Lesson 45, Section 2); an internal line, by contrast, connects two vertices with no measurement in between, so any spin state consistent with the particle's momentum must be included, and the propagator's pole residue, containing the full completeness sum, is exactly what accomplishes this without requiring the calculation to track or choose a specific internal spin.</w:t>
+        <w:t>An external line in a diagram is attached to a specific, measured (or prepared) particle with a definite spin, contributing its own specific u</w:t>
+      </w:r>
+      <w:r>
+        <w:rPr>
+          <w:vertAlign w:val="subscript"/>
+        </w:rPr>
+        <w:t>s</w:t>
+      </w:r>
+      <w:r>
+        <w:t>(p) or ū</w:t>
+      </w:r>
+      <w:r>
+        <w:rPr>
+          <w:vertAlign w:val="subscript"/>
+        </w:rPr>
+        <w:t>s</w:t>
+      </w:r>
+      <w:r>
+        <w:t>(p′) to the amplitude (Lesson 45, Section 2); an internal line, by contrast, connects two vertices with no measurement in between, so any spin state consistent with the particle's momentum must be included, and the propagator's pole residue, containing the full completeness sum, is exactly what accomplishes this without requiring the calculation to track or choose a specific internal spin.</w:t>
       </w:r>
     </w:p>
     <w:p>
@@ -3877,7 +6463,25 @@
         <w:t xml:space="preserve"> </w:t>
       </w:r>
       <w:r>
-        <w:t>By analogy, Lesson 48 will likely define a time-ordered photon two-point function ⟨0|T{A^i(x)A^j(y)}|0⟩ built from the mode expansion of Lesson 38 and derive a Green's function equation for it, paralleling Sections 2–4 of this lesson. One expected complication is that Lesson 38's Coulomb-gauge conditions A⁰=0 and ∇·A=0 make the photon field manifestly non-covariant (only two of its four would-be components are independent, and the gauge choice itself is not preserved under a general Lorentz boost), so building a propagator that both matches this specific gauge's mode expansion and can be used consistently in covariant, Lorentz-invariant diagram calculations is expected to require additional care beyond the direct differential-operator method that sufficed for the scalar and Dirac cases, which had no analogous gauge redundancy to contend with.</w:t>
+        <w:t>By analogy, Lesson 48 will likely define a time-ordered photon two-point function ⟨0|T{A</w:t>
+      </w:r>
+      <w:r>
+        <w:rPr>
+          <w:vertAlign w:val="superscript"/>
+        </w:rPr>
+        <w:t>i</w:t>
+      </w:r>
+      <w:r>
+        <w:t>(x)A</w:t>
+      </w:r>
+      <w:r>
+        <w:rPr>
+          <w:vertAlign w:val="superscript"/>
+        </w:rPr>
+        <w:t>j</w:t>
+      </w:r>
+      <w:r>
+        <w:t>(y)}|0⟩ built from the mode expansion of Lesson 38 and derive a Green's function equation for it, paralleling Sections 2–4 of this lesson. One expected complication is that Lesson 38's Coulomb-gauge conditions A⁰=0 and ∇·A=0 make the photon field manifestly non-covariant (only two of its four would-be components are independent, and the gauge choice itself is not preserved under a general Lorentz boost), so building a propagator that both matches this specific gauge's mode expansion and can be used consistently in covariant, Lorentz-invariant diagram calculations is expected to require additional care beyond the direct differential-operator method that sufficed for the scalar and Dirac cases, which had no analogous gauge redundancy to contend with.</w:t>
       </w:r>
     </w:p>
     <w:p>
@@ -3885,55 +6489,12 @@
         <w:pStyle w:val="Heading2"/>
       </w:pPr>
       <w:r>
-        <w:t>Mastery checklist</w:t>
+        <w:t>Mastery check</w:t>
       </w:r>
     </w:p>
     <w:p>
-      <w:pPr>
-        <w:pStyle w:val="ListBullet"/>
-      </w:pPr>
-      <w:r>
-        <w:t>I can state the fermionic time-ordering rule and explain the origin of its minus sign.</w:t>
-      </w:r>
-    </w:p>
-    <w:p>
-      <w:pPr>
-        <w:pStyle w:val="ListBullet"/>
-      </w:pPr>
-      <w:r>
-        <w:t>I can show that differentiating Δ_F with ∂̸_x produces no extra delta-function term, using D(x−y)=D(y−x) at equal times.</w:t>
-      </w:r>
-    </w:p>
-    <w:p>
-      <w:pPr>
-        <w:pStyle w:val="ListBullet"/>
-      </w:pPr>
-      <w:r>
-        <w:t>I can derive S_F(x−y)=(i∂̸_x+m)Δ_F(x−y) and (i∂̸_x−m)S_F(x−y)=iδ⁴(x−y).</w:t>
-      </w:r>
-    </w:p>
-    <w:p>
-      <w:pPr>
-        <w:pStyle w:val="ListBullet"/>
-      </w:pPr>
-      <w:r>
-        <w:t>I can derive the momentum-space form S_F(p)=i(p̸+m)/(p²−m²+iε) from Δ_F's momentum integral.</w:t>
-      </w:r>
-    </w:p>
-    <w:p>
-      <w:pPr>
-        <w:pStyle w:val="ListBullet"/>
-      </w:pPr>
-      <w:r>
-        <w:t>I can identify the residue of S_F(p) at its pole with the spin-sum completeness relation.</w:t>
-      </w:r>
-    </w:p>
-    <w:p>
-      <w:pPr>
-        <w:pStyle w:val="ListBullet"/>
-      </w:pPr>
-      <w:r>
-        <w:t>I can explain why an internal electron line's propagator must implicitly sum over spin states.</w:t>
+      <w:r>
+        <w:t>Before moving on, do the Core exercises without looking at the solutions and state this lesson's main result from memory. If both go smoothly, continue; if not, reread the sections the missed exercises cite.</w:t>
       </w:r>
     </w:p>
     <w:p>
@@ -3985,7 +6546,7 @@
         <w:color w:val="5A5A5A"/>
         <w:sz w:val="16"/>
       </w:rPr>
-      <w:t>QED Course   Lesson 47</w:t>
+      <w:t>A QED Course   Lesson 47</w:t>
     </w:r>
   </w:p>
 </w:hdr>
